--- a/lessons/3-2/downloads/reveal/3.2-session-1-practice-form-a.docx
+++ b/lessons/3-2/downloads/reveal/3.2-session-1-practice-form-a.docx
@@ -15,7 +15,7 @@
         <w:rPr>
           <w:rFonts w:ascii="Avenir Next" w:hAnsi="Avenir Next" w:cs="Avenir Next" w:eastAsia="Avenir Next"/>
           <w:color w:val="1A1A1A"/>
-          <w:sz w:val="20"/>
+          <w:sz w:val="22"/>
           <w:szCs w:val="20"/>
         </w:rPr>
         <w:t xml:space="preserve">Name</w:t>
@@ -33,7 +33,7 @@
         <w:rPr>
           <w:rFonts w:ascii="Avenir Next" w:hAnsi="Avenir Next" w:cs="Avenir Next" w:eastAsia="Avenir Next"/>
           <w:color w:val="1A1A1A"/>
-          <w:sz w:val="20"/>
+          <w:sz w:val="22"/>
           <w:szCs w:val="20"/>
         </w:rPr>
         <w:t xml:space="preserve">   Date</w:t>
@@ -51,7 +51,7 @@
         <w:rPr>
           <w:rFonts w:ascii="Avenir Next" w:hAnsi="Avenir Next" w:cs="Avenir Next" w:eastAsia="Avenir Next"/>
           <w:color w:val="1A1A1A"/>
-          <w:sz w:val="20"/>
+          <w:sz w:val="22"/>
           <w:szCs w:val="20"/>
         </w:rPr>
         <w:t xml:space="preserve">   Period</w:t>
@@ -78,7 +78,7 @@
           <w:caps/>
           <w:color w:val="003A70"/>
           <w:spacing w:val="12"/>
-          <w:sz w:val="19"/>
+          <w:sz w:val="22"/>
           <w:szCs w:val="19"/>
         </w:rPr>
         <w:t xml:space="preserve">Lesson 3-2  ·  Session 1  ·  Practice  ·  Form A</w:t>
@@ -86,6 +86,7 @@
     </w:p>
     <w:p>
       <w:pPr>
+        <w:pStyle w:val="Heading1"/>
         <w:keepNext/>
         <w:spacing w:before="0" w:after="10" w:line="240" w:lineRule="auto"/>
       </w:pPr>
@@ -111,7 +112,7 @@
         <w:rPr>
           <w:rFonts w:ascii="Avenir Next" w:hAnsi="Avenir Next" w:cs="Avenir Next" w:eastAsia="Avenir Next"/>
           <w:color w:val="5A5F66"/>
-          <w:sz w:val="17"/>
+          <w:sz w:val="22"/>
           <w:szCs w:val="17"/>
         </w:rPr>
         <w:t xml:space="preserve">Learning target — I can find a unit rate and use rate language such as “per hour” or “each.”</w:t>
@@ -128,7 +129,7 @@
     </w:p>
     <w:p>
       <w:pPr>
-        <w:spacing w:before="0" w:after="0" w:line="60" w:lineRule="auto"/>
+        <w:spacing w:before="0" w:after="0" w:line="50" w:lineRule="exact"/>
       </w:pPr>
     </w:p>
     <w:tbl>
@@ -167,6 +168,7 @@
           </w:tcPr>
           <w:p>
             <w:pPr>
+              <w:pStyle w:val="Heading2"/>
               <w:spacing w:before="0" w:after="40" w:line="264" w:lineRule="auto"/>
             </w:pPr>
             <w:r>
@@ -194,73 +196,73 @@
                 <w:rFonts w:ascii="Avenir Next" w:hAnsi="Avenir Next" w:cs="Avenir Next" w:eastAsia="Avenir Next"/>
                 <w:b/>
                 <w:color w:val="003A70"/>
+                <w:sz w:val="22"/>
+                <w:szCs w:val="18"/>
+              </w:rPr>
+              <w:t xml:space="preserve">•</w:t>
+            </w:r>
+            <w:r>
+              <w:rPr>
+                <w:rFonts w:ascii="Avenir Next" w:hAnsi="Avenir Next" w:cs="Avenir Next" w:eastAsia="Avenir Next"/>
+                <w:color w:val="1A1A1A"/>
                 <w:sz w:val="18"/>
                 <w:szCs w:val="18"/>
               </w:rPr>
-              <w:t xml:space="preserve">•</w:t>
-            </w:r>
-            <w:r>
-              <w:rPr>
-                <w:rFonts w:ascii="Avenir Next" w:hAnsi="Avenir Next" w:cs="Avenir Next" w:eastAsia="Avenir Next"/>
-                <w:color w:val="1A1A1A"/>
-                <w:sz w:val="18"/>
+              <w:tab/>
+            </w:r>
+            <w:r>
+              <w:rPr>
+                <w:rFonts w:ascii="Avenir Next" w:hAnsi="Avenir Next" w:cs="Avenir Next" w:eastAsia="Avenir Next"/>
+                <w:b/>
+                <w:color w:val="1A1A1A"/>
+                <w:sz w:val="22"/>
                 <w:szCs w:val="18"/>
               </w:rPr>
-              <w:tab/>
-            </w:r>
-            <w:r>
-              <w:rPr>
-                <w:rFonts w:ascii="Avenir Next" w:hAnsi="Avenir Next" w:cs="Avenir Next" w:eastAsia="Avenir Next"/>
-                <w:b/>
-                <w:color w:val="1A1A1A"/>
-                <w:sz w:val="18"/>
+              <w:t xml:space="preserve">Per</w:t>
+            </w:r>
+            <w:r>
+              <w:rPr>
+                <w:rFonts w:ascii="Avenir Next" w:hAnsi="Avenir Next" w:cs="Avenir Next" w:eastAsia="Avenir Next"/>
+                <w:color w:val="1A1A1A"/>
+                <w:sz w:val="22"/>
                 <w:szCs w:val="18"/>
               </w:rPr>
-              <w:t xml:space="preserve">Per</w:t>
-            </w:r>
-            <w:r>
-              <w:rPr>
-                <w:rFonts w:ascii="Avenir Next" w:hAnsi="Avenir Next" w:cs="Avenir Next" w:eastAsia="Avenir Next"/>
-                <w:color w:val="1A1A1A"/>
-                <w:sz w:val="18"/>
+              <w:t xml:space="preserve"> means “for each.” A </w:t>
+            </w:r>
+            <w:r>
+              <w:rPr>
+                <w:rFonts w:ascii="Avenir Next" w:hAnsi="Avenir Next" w:cs="Avenir Next" w:eastAsia="Avenir Next"/>
+                <w:b/>
+                <w:color w:val="1A1A1A"/>
+                <w:sz w:val="22"/>
                 <w:szCs w:val="18"/>
               </w:rPr>
-              <w:t xml:space="preserve"> means “for each.” A </w:t>
-            </w:r>
-            <w:r>
-              <w:rPr>
-                <w:rFonts w:ascii="Avenir Next" w:hAnsi="Avenir Next" w:cs="Avenir Next" w:eastAsia="Avenir Next"/>
-                <w:b/>
-                <w:color w:val="1A1A1A"/>
-                <w:sz w:val="18"/>
+              <w:t xml:space="preserve">unit rate</w:t>
+            </w:r>
+            <w:r>
+              <w:rPr>
+                <w:rFonts w:ascii="Avenir Next" w:hAnsi="Avenir Next" w:cs="Avenir Next" w:eastAsia="Avenir Next"/>
+                <w:color w:val="1A1A1A"/>
+                <w:sz w:val="22"/>
                 <w:szCs w:val="18"/>
               </w:rPr>
-              <w:t xml:space="preserve">unit rate</w:t>
-            </w:r>
-            <w:r>
-              <w:rPr>
-                <w:rFonts w:ascii="Avenir Next" w:hAnsi="Avenir Next" w:cs="Avenir Next" w:eastAsia="Avenir Next"/>
-                <w:color w:val="1A1A1A"/>
-                <w:sz w:val="18"/>
+              <w:t xml:space="preserve"> is the amount for </w:t>
+            </w:r>
+            <w:r>
+              <w:rPr>
+                <w:rFonts w:ascii="Avenir Next" w:hAnsi="Avenir Next" w:cs="Avenir Next" w:eastAsia="Avenir Next"/>
+                <w:b/>
+                <w:color w:val="1A1A1A"/>
+                <w:sz w:val="22"/>
                 <w:szCs w:val="18"/>
               </w:rPr>
-              <w:t xml:space="preserve"> is the amount for </w:t>
-            </w:r>
-            <w:r>
-              <w:rPr>
-                <w:rFonts w:ascii="Avenir Next" w:hAnsi="Avenir Next" w:cs="Avenir Next" w:eastAsia="Avenir Next"/>
-                <w:b/>
-                <w:color w:val="1A1A1A"/>
-                <w:sz w:val="18"/>
-                <w:szCs w:val="18"/>
-              </w:rPr>
               <w:t xml:space="preserve">1</w:t>
             </w:r>
             <w:r>
               <w:rPr>
                 <w:rFonts w:ascii="Avenir Next" w:hAnsi="Avenir Next" w:cs="Avenir Next" w:eastAsia="Avenir Next"/>
                 <w:color w:val="1A1A1A"/>
-                <w:sz w:val="18"/>
+                <w:sz w:val="22"/>
                 <w:szCs w:val="18"/>
               </w:rPr>
               <w:t xml:space="preserve"> unit.</w:t>
@@ -279,25 +281,25 @@
                 <w:rFonts w:ascii="Avenir Next" w:hAnsi="Avenir Next" w:cs="Avenir Next" w:eastAsia="Avenir Next"/>
                 <w:b/>
                 <w:color w:val="003A70"/>
+                <w:sz w:val="22"/>
+                <w:szCs w:val="18"/>
+              </w:rPr>
+              <w:t xml:space="preserve">•</w:t>
+            </w:r>
+            <w:r>
+              <w:rPr>
+                <w:rFonts w:ascii="Avenir Next" w:hAnsi="Avenir Next" w:cs="Avenir Next" w:eastAsia="Avenir Next"/>
+                <w:color w:val="1A1A1A"/>
                 <w:sz w:val="18"/>
                 <w:szCs w:val="18"/>
               </w:rPr>
-              <w:t xml:space="preserve">•</w:t>
-            </w:r>
-            <w:r>
-              <w:rPr>
-                <w:rFonts w:ascii="Avenir Next" w:hAnsi="Avenir Next" w:cs="Avenir Next" w:eastAsia="Avenir Next"/>
-                <w:color w:val="1A1A1A"/>
-                <w:sz w:val="18"/>
-                <w:szCs w:val="18"/>
-              </w:rPr>
               <w:tab/>
             </w:r>
             <w:r>
               <w:rPr>
                 <w:rFonts w:ascii="Avenir Next" w:hAnsi="Avenir Next" w:cs="Avenir Next" w:eastAsia="Avenir Next"/>
                 <w:color w:val="1A1A1A"/>
-                <w:sz w:val="18"/>
+                <w:sz w:val="22"/>
                 <w:szCs w:val="18"/>
               </w:rPr>
               <w:t xml:space="preserve">Divide the first amount by the second: 90 pages ÷ 6 minutes = 15 pages per minute.</w:t>
@@ -316,63 +318,63 @@
                 <w:rFonts w:ascii="Avenir Next" w:hAnsi="Avenir Next" w:cs="Avenir Next" w:eastAsia="Avenir Next"/>
                 <w:b/>
                 <w:color w:val="003A70"/>
+                <w:sz w:val="22"/>
+                <w:szCs w:val="18"/>
+              </w:rPr>
+              <w:t xml:space="preserve">•</w:t>
+            </w:r>
+            <w:r>
+              <w:rPr>
+                <w:rFonts w:ascii="Avenir Next" w:hAnsi="Avenir Next" w:cs="Avenir Next" w:eastAsia="Avenir Next"/>
+                <w:color w:val="1A1A1A"/>
                 <w:sz w:val="18"/>
                 <w:szCs w:val="18"/>
               </w:rPr>
-              <w:t xml:space="preserve">•</w:t>
-            </w:r>
-            <w:r>
-              <w:rPr>
-                <w:rFonts w:ascii="Avenir Next" w:hAnsi="Avenir Next" w:cs="Avenir Next" w:eastAsia="Avenir Next"/>
-                <w:color w:val="1A1A1A"/>
-                <w:sz w:val="18"/>
+              <w:tab/>
+            </w:r>
+            <w:r>
+              <w:rPr>
+                <w:rFonts w:ascii="Avenir Next" w:hAnsi="Avenir Next" w:cs="Avenir Next" w:eastAsia="Avenir Next"/>
+                <w:color w:val="1A1A1A"/>
+                <w:sz w:val="22"/>
                 <w:szCs w:val="18"/>
               </w:rPr>
-              <w:tab/>
-            </w:r>
-            <w:r>
-              <w:rPr>
-                <w:rFonts w:ascii="Avenir Next" w:hAnsi="Avenir Next" w:cs="Avenir Next" w:eastAsia="Avenir Next"/>
-                <w:color w:val="1A1A1A"/>
-                <w:sz w:val="18"/>
+              <w:t xml:space="preserve">To predict, </w:t>
+            </w:r>
+            <w:r>
+              <w:rPr>
+                <w:rFonts w:ascii="Avenir Next" w:hAnsi="Avenir Next" w:cs="Avenir Next" w:eastAsia="Avenir Next"/>
+                <w:b/>
+                <w:color w:val="1A1A1A"/>
+                <w:sz w:val="22"/>
                 <w:szCs w:val="18"/>
               </w:rPr>
-              <w:t xml:space="preserve">To predict, </w:t>
-            </w:r>
-            <w:r>
-              <w:rPr>
-                <w:rFonts w:ascii="Avenir Next" w:hAnsi="Avenir Next" w:cs="Avenir Next" w:eastAsia="Avenir Next"/>
-                <w:b/>
-                <w:color w:val="1A1A1A"/>
-                <w:sz w:val="18"/>
+              <w:t xml:space="preserve">multiply</w:t>
+            </w:r>
+            <w:r>
+              <w:rPr>
+                <w:rFonts w:ascii="Avenir Next" w:hAnsi="Avenir Next" w:cs="Avenir Next" w:eastAsia="Avenir Next"/>
+                <w:color w:val="1A1A1A"/>
+                <w:sz w:val="22"/>
                 <w:szCs w:val="18"/>
               </w:rPr>
-              <w:t xml:space="preserve">multiply</w:t>
-            </w:r>
-            <w:r>
-              <w:rPr>
-                <w:rFonts w:ascii="Avenir Next" w:hAnsi="Avenir Next" w:cs="Avenir Next" w:eastAsia="Avenir Next"/>
-                <w:color w:val="1A1A1A"/>
-                <w:sz w:val="18"/>
+              <w:t xml:space="preserve"> the unit rate. To find a time or amount of units, </w:t>
+            </w:r>
+            <w:r>
+              <w:rPr>
+                <w:rFonts w:ascii="Avenir Next" w:hAnsi="Avenir Next" w:cs="Avenir Next" w:eastAsia="Avenir Next"/>
+                <w:b/>
+                <w:color w:val="1A1A1A"/>
+                <w:sz w:val="22"/>
                 <w:szCs w:val="18"/>
               </w:rPr>
-              <w:t xml:space="preserve"> the unit rate. To find a time or amount of units, </w:t>
-            </w:r>
-            <w:r>
-              <w:rPr>
-                <w:rFonts w:ascii="Avenir Next" w:hAnsi="Avenir Next" w:cs="Avenir Next" w:eastAsia="Avenir Next"/>
-                <w:b/>
-                <w:color w:val="1A1A1A"/>
-                <w:sz w:val="18"/>
-                <w:szCs w:val="18"/>
-              </w:rPr>
               <w:t xml:space="preserve">divide</w:t>
             </w:r>
             <w:r>
               <w:rPr>
                 <w:rFonts w:ascii="Avenir Next" w:hAnsi="Avenir Next" w:cs="Avenir Next" w:eastAsia="Avenir Next"/>
                 <w:color w:val="1A1A1A"/>
-                <w:sz w:val="18"/>
+                <w:sz w:val="22"/>
                 <w:szCs w:val="18"/>
               </w:rPr>
               <w:t xml:space="preserve">.</w:t>
@@ -387,6 +389,7 @@
           </w:tcPr>
           <w:p>
             <w:pPr>
+              <w:pStyle w:val="Heading2"/>
               <w:spacing w:before="0" w:after="40" w:line="264" w:lineRule="auto"/>
             </w:pPr>
             <w:r>
@@ -409,7 +412,7 @@
               <w:rPr>
                 <w:rFonts w:ascii="Avenir Next" w:hAnsi="Avenir Next" w:cs="Avenir Next" w:eastAsia="Avenir Next"/>
                 <w:color w:val="1A1A1A"/>
-                <w:sz w:val="17"/>
+                <w:sz w:val="22"/>
                 <w:szCs w:val="17"/>
               </w:rPr>
               <w:t xml:space="preserve">A printer prints 90 pages in 6 minutes at a steady rate. How many pages in 7 minutes? How long for 45 pages?</w:t>
@@ -428,25 +431,25 @@
                 <w:rFonts w:ascii="Avenir Next" w:hAnsi="Avenir Next" w:cs="Avenir Next" w:eastAsia="Avenir Next"/>
                 <w:b/>
                 <w:color w:val="003A70"/>
+                <w:sz w:val="22"/>
+                <w:szCs w:val="17"/>
+              </w:rPr>
+              <w:t xml:space="preserve">Step 1</w:t>
+            </w:r>
+            <w:r>
+              <w:rPr>
+                <w:rFonts w:ascii="Avenir Next" w:hAnsi="Avenir Next" w:cs="Avenir Next" w:eastAsia="Avenir Next"/>
+                <w:color w:val="1A1A1A"/>
                 <w:sz w:val="17"/>
                 <w:szCs w:val="17"/>
               </w:rPr>
-              <w:t xml:space="preserve">Step 1</w:t>
-            </w:r>
-            <w:r>
-              <w:rPr>
-                <w:rFonts w:ascii="Avenir Next" w:hAnsi="Avenir Next" w:cs="Avenir Next" w:eastAsia="Avenir Next"/>
-                <w:color w:val="1A1A1A"/>
-                <w:sz w:val="17"/>
-                <w:szCs w:val="17"/>
-              </w:rPr>
               <w:tab/>
             </w:r>
             <w:r>
               <w:rPr>
                 <w:rFonts w:ascii="Avenir Next" w:hAnsi="Avenir Next" w:cs="Avenir Next" w:eastAsia="Avenir Next"/>
                 <w:color w:val="1A1A1A"/>
-                <w:sz w:val="17"/>
+                <w:sz w:val="22"/>
                 <w:szCs w:val="17"/>
               </w:rPr>
               <w:t xml:space="preserve">Divide: 90 ÷ 6 = 15 pages per minute.</w:t>
@@ -465,25 +468,25 @@
                 <w:rFonts w:ascii="Avenir Next" w:hAnsi="Avenir Next" w:cs="Avenir Next" w:eastAsia="Avenir Next"/>
                 <w:b/>
                 <w:color w:val="003A70"/>
+                <w:sz w:val="22"/>
+                <w:szCs w:val="17"/>
+              </w:rPr>
+              <w:t xml:space="preserve">Step 2</w:t>
+            </w:r>
+            <w:r>
+              <w:rPr>
+                <w:rFonts w:ascii="Avenir Next" w:hAnsi="Avenir Next" w:cs="Avenir Next" w:eastAsia="Avenir Next"/>
+                <w:color w:val="1A1A1A"/>
                 <w:sz w:val="17"/>
                 <w:szCs w:val="17"/>
               </w:rPr>
-              <w:t xml:space="preserve">Step 2</w:t>
-            </w:r>
-            <w:r>
-              <w:rPr>
-                <w:rFonts w:ascii="Avenir Next" w:hAnsi="Avenir Next" w:cs="Avenir Next" w:eastAsia="Avenir Next"/>
-                <w:color w:val="1A1A1A"/>
-                <w:sz w:val="17"/>
-                <w:szCs w:val="17"/>
-              </w:rPr>
               <w:tab/>
             </w:r>
             <w:r>
               <w:rPr>
                 <w:rFonts w:ascii="Avenir Next" w:hAnsi="Avenir Next" w:cs="Avenir Next" w:eastAsia="Avenir Next"/>
                 <w:color w:val="1A1A1A"/>
-                <w:sz w:val="17"/>
+                <w:sz w:val="22"/>
                 <w:szCs w:val="17"/>
               </w:rPr>
               <w:t xml:space="preserve">7 minutes: 15 × 7 = 105 pages.</w:t>
@@ -502,25 +505,25 @@
                 <w:rFonts w:ascii="Avenir Next" w:hAnsi="Avenir Next" w:cs="Avenir Next" w:eastAsia="Avenir Next"/>
                 <w:b/>
                 <w:color w:val="003A70"/>
+                <w:sz w:val="22"/>
+                <w:szCs w:val="17"/>
+              </w:rPr>
+              <w:t xml:space="preserve">Step 3</w:t>
+            </w:r>
+            <w:r>
+              <w:rPr>
+                <w:rFonts w:ascii="Avenir Next" w:hAnsi="Avenir Next" w:cs="Avenir Next" w:eastAsia="Avenir Next"/>
+                <w:color w:val="1A1A1A"/>
                 <w:sz w:val="17"/>
                 <w:szCs w:val="17"/>
               </w:rPr>
-              <w:t xml:space="preserve">Step 3</w:t>
-            </w:r>
-            <w:r>
-              <w:rPr>
-                <w:rFonts w:ascii="Avenir Next" w:hAnsi="Avenir Next" w:cs="Avenir Next" w:eastAsia="Avenir Next"/>
-                <w:color w:val="1A1A1A"/>
-                <w:sz w:val="17"/>
-                <w:szCs w:val="17"/>
-              </w:rPr>
               <w:tab/>
             </w:r>
             <w:r>
               <w:rPr>
                 <w:rFonts w:ascii="Avenir Next" w:hAnsi="Avenir Next" w:cs="Avenir Next" w:eastAsia="Avenir Next"/>
                 <w:color w:val="1A1A1A"/>
-                <w:sz w:val="17"/>
+                <w:sz w:val="22"/>
                 <w:szCs w:val="17"/>
               </w:rPr>
               <w:t xml:space="preserve">45 pages: 45 ÷ 15 = 3 minutes.</w:t>
@@ -539,18 +542,18 @@
                 <w:rFonts w:ascii="Avenir Next" w:hAnsi="Avenir Next" w:cs="Avenir Next" w:eastAsia="Avenir Next"/>
                 <w:b/>
                 <w:color w:val="1A1A1A"/>
+                <w:sz w:val="22"/>
+                <w:szCs w:val="17"/>
+              </w:rPr>
+              <w:t xml:space="preserve">Answer</w:t>
+            </w:r>
+            <w:r>
+              <w:rPr>
+                <w:rFonts w:ascii="Avenir Next" w:hAnsi="Avenir Next" w:cs="Avenir Next" w:eastAsia="Avenir Next"/>
+                <w:color w:val="1A1A1A"/>
                 <w:sz w:val="17"/>
                 <w:szCs w:val="17"/>
               </w:rPr>
-              <w:t xml:space="preserve">Answer</w:t>
-            </w:r>
-            <w:r>
-              <w:rPr>
-                <w:rFonts w:ascii="Avenir Next" w:hAnsi="Avenir Next" w:cs="Avenir Next" w:eastAsia="Avenir Next"/>
-                <w:color w:val="1A1A1A"/>
-                <w:sz w:val="17"/>
-                <w:szCs w:val="17"/>
-              </w:rPr>
               <w:tab/>
             </w:r>
             <w:r>
@@ -558,7 +561,7 @@
                 <w:rFonts w:ascii="Avenir Next" w:hAnsi="Avenir Next" w:cs="Avenir Next" w:eastAsia="Avenir Next"/>
                 <w:b/>
                 <w:color w:val="1A1A1A"/>
-                <w:sz w:val="17"/>
+                <w:sz w:val="22"/>
                 <w:szCs w:val="17"/>
               </w:rPr>
               <w:t xml:space="preserve">105 pages; 3 minutes</w:t>
@@ -587,7 +590,7 @@
           <w:rFonts w:ascii="Avenir Next" w:hAnsi="Avenir Next" w:cs="Avenir Next" w:eastAsia="Avenir Next"/>
           <w:b/>
           <w:color w:val="1A1A1A"/>
-          <w:sz w:val="17"/>
+          <w:sz w:val="22"/>
           <w:szCs w:val="17"/>
         </w:rPr>
         <w:t xml:space="preserve">rate</w:t>
@@ -597,7 +600,7 @@
           <w:rFonts w:ascii="Avenir Next" w:hAnsi="Avenir Next" w:cs="Avenir Next" w:eastAsia="Avenir Next"/>
           <w:i/>
           <w:color w:val="5A5F66"/>
-          <w:sz w:val="17"/>
+          <w:sz w:val="22"/>
           <w:szCs w:val="17"/>
         </w:rPr>
         <w:t xml:space="preserve"> (tasa)</w:t>
@@ -606,7 +609,7 @@
         <w:rPr>
           <w:rFonts w:ascii="Avenir Next" w:hAnsi="Avenir Next" w:cs="Avenir Next" w:eastAsia="Avenir Next"/>
           <w:color w:val="5A5F66"/>
-          <w:sz w:val="17"/>
+          <w:sz w:val="22"/>
           <w:szCs w:val="17"/>
         </w:rPr>
         <w:t xml:space="preserve">   ·   </w:t>
@@ -616,7 +619,7 @@
           <w:rFonts w:ascii="Avenir Next" w:hAnsi="Avenir Next" w:cs="Avenir Next" w:eastAsia="Avenir Next"/>
           <w:b/>
           <w:color w:val="1A1A1A"/>
-          <w:sz w:val="17"/>
+          <w:sz w:val="22"/>
           <w:szCs w:val="17"/>
         </w:rPr>
         <w:t xml:space="preserve">unit rate</w:t>
@@ -626,7 +629,7 @@
           <w:rFonts w:ascii="Avenir Next" w:hAnsi="Avenir Next" w:cs="Avenir Next" w:eastAsia="Avenir Next"/>
           <w:i/>
           <w:color w:val="5A5F66"/>
-          <w:sz w:val="17"/>
+          <w:sz w:val="22"/>
           <w:szCs w:val="17"/>
         </w:rPr>
         <w:t xml:space="preserve"> (tasa unitaria)</w:t>
@@ -635,7 +638,7 @@
         <w:rPr>
           <w:rFonts w:ascii="Avenir Next" w:hAnsi="Avenir Next" w:cs="Avenir Next" w:eastAsia="Avenir Next"/>
           <w:color w:val="5A5F66"/>
-          <w:sz w:val="17"/>
+          <w:sz w:val="22"/>
           <w:szCs w:val="17"/>
         </w:rPr>
         <w:t xml:space="preserve">   ·   </w:t>
@@ -645,7 +648,7 @@
           <w:rFonts w:ascii="Avenir Next" w:hAnsi="Avenir Next" w:cs="Avenir Next" w:eastAsia="Avenir Next"/>
           <w:b/>
           <w:color w:val="1A1A1A"/>
-          <w:sz w:val="17"/>
+          <w:sz w:val="22"/>
           <w:szCs w:val="17"/>
         </w:rPr>
         <w:t xml:space="preserve">per</w:t>
@@ -655,7 +658,7 @@
           <w:rFonts w:ascii="Avenir Next" w:hAnsi="Avenir Next" w:cs="Avenir Next" w:eastAsia="Avenir Next"/>
           <w:i/>
           <w:color w:val="5A5F66"/>
-          <w:sz w:val="17"/>
+          <w:sz w:val="22"/>
           <w:szCs w:val="17"/>
         </w:rPr>
         <w:t xml:space="preserve"> (por)</w:t>
@@ -664,7 +667,7 @@
         <w:rPr>
           <w:rFonts w:ascii="Avenir Next" w:hAnsi="Avenir Next" w:cs="Avenir Next" w:eastAsia="Avenir Next"/>
           <w:color w:val="5A5F66"/>
-          <w:sz w:val="17"/>
+          <w:sz w:val="22"/>
           <w:szCs w:val="17"/>
         </w:rPr>
         <w:t xml:space="preserve">   ·   </w:t>
@@ -674,7 +677,7 @@
           <w:rFonts w:ascii="Avenir Next" w:hAnsi="Avenir Next" w:cs="Avenir Next" w:eastAsia="Avenir Next"/>
           <w:b/>
           <w:color w:val="1A1A1A"/>
-          <w:sz w:val="17"/>
+          <w:sz w:val="22"/>
           <w:szCs w:val="17"/>
         </w:rPr>
         <w:t xml:space="preserve">constant</w:t>
@@ -684,7 +687,7 @@
           <w:rFonts w:ascii="Avenir Next" w:hAnsi="Avenir Next" w:cs="Avenir Next" w:eastAsia="Avenir Next"/>
           <w:i/>
           <w:color w:val="5A5F66"/>
-          <w:sz w:val="17"/>
+          <w:sz w:val="22"/>
           <w:szCs w:val="17"/>
         </w:rPr>
         <w:t xml:space="preserve"> (constante)</w:t>
@@ -692,6 +695,7 @@
     </w:p>
     <w:p>
       <w:pPr>
+        <w:pStyle w:val="Heading2"/>
         <w:keepNext/>
         <w:pBdr>
           <w:bottom w:val="single" w:sz="8" w:space="3" w:color="003A70"/>
@@ -707,7 +711,7 @@
           <w:b/>
           <w:color w:val="003A70"/>
           <w:spacing w:val="14"/>
-          <w:sz w:val="19"/>
+          <w:sz w:val="22"/>
           <w:szCs w:val="19"/>
         </w:rPr>
         <w:t xml:space="preserve">PRACTICE</w:t>
@@ -726,7 +730,7 @@
           <w:rFonts w:ascii="Avenir Next" w:hAnsi="Avenir Next" w:cs="Avenir Next" w:eastAsia="Avenir Next"/>
           <w:i/>
           <w:color w:val="5A5F66"/>
-          <w:sz w:val="17"/>
+          <w:sz w:val="22"/>
           <w:szCs w:val="17"/>
         </w:rPr>
         <w:t xml:space="preserve">show your work · label units</w:t>
@@ -734,7 +738,7 @@
     </w:p>
     <w:p>
       <w:pPr>
-        <w:spacing w:before="0" w:after="0" w:line="20" w:lineRule="exact"/>
+        <w:spacing w:before="0" w:after="0" w:line="50" w:lineRule="exact"/>
       </w:pPr>
     </w:p>
     <w:tbl>
@@ -784,25 +788,25 @@
                 <w:rFonts w:ascii="Avenir Next" w:hAnsi="Avenir Next" w:cs="Avenir Next" w:eastAsia="Avenir Next"/>
                 <w:b/>
                 <w:color w:val="1A1A1A"/>
+                <w:sz w:val="22"/>
+                <w:szCs w:val="20"/>
+              </w:rPr>
+              <w:t xml:space="preserve">1.</w:t>
+            </w:r>
+            <w:r>
+              <w:rPr>
+                <w:rFonts w:ascii="Avenir Next" w:hAnsi="Avenir Next" w:cs="Avenir Next" w:eastAsia="Avenir Next"/>
+                <w:color w:val="1A1A1A"/>
                 <w:sz w:val="20"/>
                 <w:szCs w:val="20"/>
               </w:rPr>
-              <w:t xml:space="preserve">1.</w:t>
-            </w:r>
-            <w:r>
-              <w:rPr>
-                <w:rFonts w:ascii="Avenir Next" w:hAnsi="Avenir Next" w:cs="Avenir Next" w:eastAsia="Avenir Next"/>
-                <w:color w:val="1A1A1A"/>
-                <w:sz w:val="20"/>
-                <w:szCs w:val="20"/>
-              </w:rPr>
               <w:tab/>
             </w:r>
             <w:r>
               <w:rPr>
                 <w:rFonts w:ascii="Avenir Next" w:hAnsi="Avenir Next" w:cs="Avenir Next" w:eastAsia="Avenir Next"/>
                 <w:color w:val="1A1A1A"/>
-                <w:sz w:val="20"/>
+                <w:sz w:val="22"/>
                 <w:szCs w:val="20"/>
               </w:rPr>
               <w:t xml:space="preserve">Find each unit rate.</w:t>
@@ -857,7 +861,7 @@
                       <w:rFonts w:ascii="Avenir Next" w:hAnsi="Avenir Next" w:cs="Avenir Next" w:eastAsia="Avenir Next"/>
                       <w:b/>
                       <w:color w:val="003A70"/>
-                      <w:sz w:val="20"/>
+                      <w:sz w:val="22"/>
                       <w:szCs w:val="20"/>
                     </w:rPr>
                     <w:t xml:space="preserve">a.</w:t>
@@ -875,7 +879,7 @@
                     <w:rPr>
                       <w:rFonts w:ascii="Avenir Next" w:hAnsi="Avenir Next" w:cs="Avenir Next" w:eastAsia="Avenir Next"/>
                       <w:color w:val="1A1A1A"/>
-                      <w:sz w:val="20"/>
+                      <w:sz w:val="22"/>
                       <w:szCs w:val="20"/>
                     </w:rPr>
                     <w:t xml:space="preserve">84 words in 7 min =</w:t>
@@ -903,7 +907,7 @@
                     <w:rPr>
                       <w:rFonts w:ascii="Avenir Next" w:hAnsi="Avenir Next" w:cs="Avenir Next" w:eastAsia="Avenir Next"/>
                       <w:color w:val="1A1A1A"/>
-                      <w:sz w:val="20"/>
+                      <w:sz w:val="22"/>
                       <w:szCs w:val="20"/>
                     </w:rPr>
                     <w:t xml:space="preserve"> per min</w:t>
@@ -928,7 +932,7 @@
                       <w:rFonts w:ascii="Avenir Next" w:hAnsi="Avenir Next" w:cs="Avenir Next" w:eastAsia="Avenir Next"/>
                       <w:b/>
                       <w:color w:val="003A70"/>
-                      <w:sz w:val="20"/>
+                      <w:sz w:val="22"/>
                       <w:szCs w:val="20"/>
                     </w:rPr>
                     <w:t xml:space="preserve">b.</w:t>
@@ -946,7 +950,7 @@
                     <w:rPr>
                       <w:rFonts w:ascii="Avenir Next" w:hAnsi="Avenir Next" w:cs="Avenir Next" w:eastAsia="Avenir Next"/>
                       <w:color w:val="1A1A1A"/>
-                      <w:sz w:val="20"/>
+                      <w:sz w:val="22"/>
                       <w:szCs w:val="20"/>
                     </w:rPr>
                     <w:t xml:space="preserve">$56 for 8 hours =</w:t>
@@ -974,7 +978,7 @@
                     <w:rPr>
                       <w:rFonts w:ascii="Avenir Next" w:hAnsi="Avenir Next" w:cs="Avenir Next" w:eastAsia="Avenir Next"/>
                       <w:color w:val="1A1A1A"/>
-                      <w:sz w:val="20"/>
+                      <w:sz w:val="22"/>
                       <w:szCs w:val="20"/>
                     </w:rPr>
                     <w:t xml:space="preserve"> per hour</w:t>
@@ -1005,7 +1009,7 @@
                       <w:rFonts w:ascii="Avenir Next" w:hAnsi="Avenir Next" w:cs="Avenir Next" w:eastAsia="Avenir Next"/>
                       <w:b/>
                       <w:color w:val="003A70"/>
-                      <w:sz w:val="20"/>
+                      <w:sz w:val="22"/>
                       <w:szCs w:val="20"/>
                     </w:rPr>
                     <w:t xml:space="preserve">c.</w:t>
@@ -1023,7 +1027,7 @@
                     <w:rPr>
                       <w:rFonts w:ascii="Avenir Next" w:hAnsi="Avenir Next" w:cs="Avenir Next" w:eastAsia="Avenir Next"/>
                       <w:color w:val="1A1A1A"/>
-                      <w:sz w:val="20"/>
+                      <w:sz w:val="22"/>
                       <w:szCs w:val="20"/>
                     </w:rPr>
                     <w:t xml:space="preserve">108 miles on 4 gal =</w:t>
@@ -1051,7 +1055,7 @@
                     <w:rPr>
                       <w:rFonts w:ascii="Avenir Next" w:hAnsi="Avenir Next" w:cs="Avenir Next" w:eastAsia="Avenir Next"/>
                       <w:color w:val="1A1A1A"/>
-                      <w:sz w:val="20"/>
+                      <w:sz w:val="22"/>
                       <w:szCs w:val="20"/>
                     </w:rPr>
                     <w:t xml:space="preserve"> per gal</w:t>
@@ -1076,7 +1080,7 @@
                       <w:rFonts w:ascii="Avenir Next" w:hAnsi="Avenir Next" w:cs="Avenir Next" w:eastAsia="Avenir Next"/>
                       <w:b/>
                       <w:color w:val="003A70"/>
-                      <w:sz w:val="20"/>
+                      <w:sz w:val="22"/>
                       <w:szCs w:val="20"/>
                     </w:rPr>
                     <w:t xml:space="preserve">d.</w:t>
@@ -1094,7 +1098,7 @@
                     <w:rPr>
                       <w:rFonts w:ascii="Avenir Next" w:hAnsi="Avenir Next" w:cs="Avenir Next" w:eastAsia="Avenir Next"/>
                       <w:color w:val="1A1A1A"/>
-                      <w:sz w:val="20"/>
+                      <w:sz w:val="22"/>
                       <w:szCs w:val="20"/>
                     </w:rPr>
                     <w:t xml:space="preserve">132 steps in 12 s =</w:t>
@@ -1122,7 +1126,7 @@
                     <w:rPr>
                       <w:rFonts w:ascii="Avenir Next" w:hAnsi="Avenir Next" w:cs="Avenir Next" w:eastAsia="Avenir Next"/>
                       <w:color w:val="1A1A1A"/>
-                      <w:sz w:val="20"/>
+                      <w:sz w:val="22"/>
                       <w:szCs w:val="20"/>
                     </w:rPr>
                     <w:t xml:space="preserve"> per s</w:t>
@@ -1153,7 +1157,7 @@
                       <w:rFonts w:ascii="Avenir Next" w:hAnsi="Avenir Next" w:cs="Avenir Next" w:eastAsia="Avenir Next"/>
                       <w:b/>
                       <w:color w:val="003A70"/>
-                      <w:sz w:val="20"/>
+                      <w:sz w:val="22"/>
                       <w:szCs w:val="20"/>
                     </w:rPr>
                     <w:t xml:space="preserve">e.</w:t>
@@ -1171,7 +1175,7 @@
                     <w:rPr>
                       <w:rFonts w:ascii="Avenir Next" w:hAnsi="Avenir Next" w:cs="Avenir Next" w:eastAsia="Avenir Next"/>
                       <w:color w:val="1A1A1A"/>
-                      <w:sz w:val="20"/>
+                      <w:sz w:val="22"/>
                       <w:szCs w:val="20"/>
                     </w:rPr>
                     <w:t xml:space="preserve">96 beads on 6 bracelets =</w:t>
@@ -1199,7 +1203,7 @@
                     <w:rPr>
                       <w:rFonts w:ascii="Avenir Next" w:hAnsi="Avenir Next" w:cs="Avenir Next" w:eastAsia="Avenir Next"/>
                       <w:color w:val="1A1A1A"/>
-                      <w:sz w:val="20"/>
+                      <w:sz w:val="22"/>
                       <w:szCs w:val="20"/>
                     </w:rPr>
                     <w:t xml:space="preserve"> each</w:t>
@@ -1224,7 +1228,7 @@
                       <w:rFonts w:ascii="Avenir Next" w:hAnsi="Avenir Next" w:cs="Avenir Next" w:eastAsia="Avenir Next"/>
                       <w:b/>
                       <w:color w:val="003A70"/>
-                      <w:sz w:val="20"/>
+                      <w:sz w:val="22"/>
                       <w:szCs w:val="20"/>
                     </w:rPr>
                     <w:t xml:space="preserve">f.</w:t>
@@ -1242,7 +1246,7 @@
                     <w:rPr>
                       <w:rFonts w:ascii="Avenir Next" w:hAnsi="Avenir Next" w:cs="Avenir Next" w:eastAsia="Avenir Next"/>
                       <w:color w:val="1A1A1A"/>
-                      <w:sz w:val="20"/>
+                      <w:sz w:val="22"/>
                       <w:szCs w:val="20"/>
                     </w:rPr>
                     <w:t xml:space="preserve">138 lb of soil in 6 beds =</w:t>
@@ -1270,7 +1274,7 @@
                     <w:rPr>
                       <w:rFonts w:ascii="Avenir Next" w:hAnsi="Avenir Next" w:cs="Avenir Next" w:eastAsia="Avenir Next"/>
                       <w:color w:val="1A1A1A"/>
-                      <w:sz w:val="20"/>
+                      <w:sz w:val="22"/>
                       <w:szCs w:val="20"/>
                     </w:rPr>
                     <w:t xml:space="preserve"> per bed</w:t>
@@ -1281,7 +1285,7 @@
           </w:tbl>
           <w:p>
             <w:pPr>
-              <w:spacing w:before="0" w:after="0" w:line="24" w:lineRule="auto"/>
+              <w:spacing w:before="0" w:after="0" w:line="50" w:lineRule="exact"/>
             </w:pPr>
           </w:p>
         </w:tc>
@@ -1289,12 +1293,12 @@
     </w:tbl>
     <w:p>
       <w:pPr>
-        <w:spacing w:before="0" w:after="0" w:line="20" w:lineRule="exact"/>
+        <w:spacing w:before="0" w:after="0" w:line="50" w:lineRule="exact"/>
       </w:pPr>
     </w:p>
     <w:p>
       <w:pPr>
-        <w:spacing w:before="0" w:after="0" w:line="20" w:lineRule="exact"/>
+        <w:spacing w:before="0" w:after="0" w:line="50" w:lineRule="exact"/>
       </w:pPr>
     </w:p>
     <w:tbl>
@@ -1344,18 +1348,18 @@
                 <w:rFonts w:ascii="Avenir Next" w:hAnsi="Avenir Next" w:cs="Avenir Next" w:eastAsia="Avenir Next"/>
                 <w:b/>
                 <w:color w:val="1A1A1A"/>
+                <w:sz w:val="22"/>
+                <w:szCs w:val="20"/>
+              </w:rPr>
+              <w:t xml:space="preserve">2.</w:t>
+            </w:r>
+            <w:r>
+              <w:rPr>
+                <w:rFonts w:ascii="Avenir Next" w:hAnsi="Avenir Next" w:cs="Avenir Next" w:eastAsia="Avenir Next"/>
+                <w:color w:val="1A1A1A"/>
                 <w:sz w:val="20"/>
                 <w:szCs w:val="20"/>
               </w:rPr>
-              <w:t xml:space="preserve">2.</w:t>
-            </w:r>
-            <w:r>
-              <w:rPr>
-                <w:rFonts w:ascii="Avenir Next" w:hAnsi="Avenir Next" w:cs="Avenir Next" w:eastAsia="Avenir Next"/>
-                <w:color w:val="1A1A1A"/>
-                <w:sz w:val="20"/>
-                <w:szCs w:val="20"/>
-              </w:rPr>
               <w:tab/>
             </w:r>
             <w:r>
@@ -1363,7 +1367,7 @@
                 <w:rFonts w:ascii="Avenir Next" w:hAnsi="Avenir Next" w:cs="Avenir Next" w:eastAsia="Avenir Next"/>
                 <w:b/>
                 <w:color w:val="1A1A1A"/>
-                <w:sz w:val="20"/>
+                <w:sz w:val="22"/>
                 <w:szCs w:val="20"/>
               </w:rPr>
               <w:t xml:space="preserve">City Train.  </w:t>
@@ -1372,7 +1376,7 @@
               <w:rPr>
                 <w:rFonts w:ascii="Avenir Next" w:hAnsi="Avenir Next" w:cs="Avenir Next" w:eastAsia="Avenir Next"/>
                 <w:color w:val="1A1A1A"/>
-                <w:sz w:val="20"/>
+                <w:sz w:val="22"/>
                 <w:szCs w:val="20"/>
               </w:rPr>
               <w:t xml:space="preserve">A commuter train travels 150 miles in 2 hours at a steady speed. Complete the double number line.</w:t>
@@ -1388,7 +1392,7 @@
               <w:drawing>
                 <wp:inline distT="0" distB="0" distL="0" distR="0">
                   <wp:extent cx="4389120" cy="868680"/>
-                  <wp:docPr id="1" name="Figure 1"/>
+                  <wp:docPr id="1" name="Figure 1" descr="Double number line. Aligned tick pairs, Hours and Miles: 0 / 0; 1 / blank; 2 / 150; 3 / blank; 4 / blank; 5 / blank."/>
                   <a:graphic xmlns:a="http://schemas.openxmlformats.org/drawingml/2006/main">
                     <a:graphicData uri="http://schemas.openxmlformats.org/drawingml/2006/picture">
                       <pic:pic xmlns:pic="http://schemas.openxmlformats.org/drawingml/2006/picture">
@@ -1432,10 +1436,28 @@
                 <w:rFonts w:ascii="Avenir Next" w:hAnsi="Avenir Next" w:cs="Avenir Next" w:eastAsia="Avenir Next"/>
                 <w:b/>
                 <w:color w:val="003A70"/>
+                <w:sz w:val="22"/>
+                <w:szCs w:val="20"/>
+              </w:rPr>
+              <w:t xml:space="preserve">a.</w:t>
+            </w:r>
+            <w:r>
+              <w:rPr>
+                <w:rFonts w:ascii="Avenir Next" w:hAnsi="Avenir Next" w:cs="Avenir Next" w:eastAsia="Avenir Next"/>
+                <w:color w:val="1A1A1A"/>
                 <w:sz w:val="20"/>
                 <w:szCs w:val="20"/>
               </w:rPr>
-              <w:t xml:space="preserve">a.</w:t>
+              <w:tab/>
+            </w:r>
+            <w:r>
+              <w:rPr>
+                <w:rFonts w:ascii="Avenir Next" w:hAnsi="Avenir Next" w:cs="Avenir Next" w:eastAsia="Avenir Next"/>
+                <w:color w:val="1A1A1A"/>
+                <w:sz w:val="22"/>
+                <w:szCs w:val="20"/>
+              </w:rPr>
+              <w:t xml:space="preserve">Unit rate:</w:t>
             </w:r>
             <w:r>
               <w:rPr>
@@ -1444,7 +1466,7 @@
                 <w:sz w:val="20"/>
                 <w:szCs w:val="20"/>
               </w:rPr>
-              <w:tab/>
+              <w:t xml:space="preserve">  </w:t>
             </w:r>
             <w:r>
               <w:rPr>
@@ -1452,24 +1474,6 @@
                 <w:color w:val="1A1A1A"/>
                 <w:sz w:val="20"/>
                 <w:szCs w:val="20"/>
-              </w:rPr>
-              <w:t xml:space="preserve">Unit rate:</w:t>
-            </w:r>
-            <w:r>
-              <w:rPr>
-                <w:rFonts w:ascii="Avenir Next" w:hAnsi="Avenir Next" w:cs="Avenir Next" w:eastAsia="Avenir Next"/>
-                <w:color w:val="1A1A1A"/>
-                <w:sz w:val="20"/>
-                <w:szCs w:val="20"/>
-              </w:rPr>
-              <w:t xml:space="preserve">  </w:t>
-            </w:r>
-            <w:r>
-              <w:rPr>
-                <w:rFonts w:ascii="Avenir Next" w:hAnsi="Avenir Next" w:cs="Avenir Next" w:eastAsia="Avenir Next"/>
-                <w:color w:val="1A1A1A"/>
-                <w:sz w:val="20"/>
-                <w:szCs w:val="20"/>
                 <w:u w:val="single"/>
               </w:rPr>
               <w:t xml:space="preserve">                </w:t>
@@ -1478,7 +1482,7 @@
               <w:rPr>
                 <w:rFonts w:ascii="Avenir Next" w:hAnsi="Avenir Next" w:cs="Avenir Next" w:eastAsia="Avenir Next"/>
                 <w:color w:val="1A1A1A"/>
-                <w:sz w:val="20"/>
+                <w:sz w:val="22"/>
                 <w:szCs w:val="20"/>
               </w:rPr>
               <w:t xml:space="preserve"> mph</w:t>
@@ -1498,10 +1502,28 @@
                 <w:rFonts w:ascii="Avenir Next" w:hAnsi="Avenir Next" w:cs="Avenir Next" w:eastAsia="Avenir Next"/>
                 <w:b/>
                 <w:color w:val="003A70"/>
+                <w:sz w:val="22"/>
+                <w:szCs w:val="20"/>
+              </w:rPr>
+              <w:t xml:space="preserve">b.</w:t>
+            </w:r>
+            <w:r>
+              <w:rPr>
+                <w:rFonts w:ascii="Avenir Next" w:hAnsi="Avenir Next" w:cs="Avenir Next" w:eastAsia="Avenir Next"/>
+                <w:color w:val="1A1A1A"/>
                 <w:sz w:val="20"/>
                 <w:szCs w:val="20"/>
               </w:rPr>
-              <w:t xml:space="preserve">b.</w:t>
+              <w:tab/>
+            </w:r>
+            <w:r>
+              <w:rPr>
+                <w:rFonts w:ascii="Avenir Next" w:hAnsi="Avenir Next" w:cs="Avenir Next" w:eastAsia="Avenir Next"/>
+                <w:color w:val="1A1A1A"/>
+                <w:sz w:val="22"/>
+                <w:szCs w:val="20"/>
+              </w:rPr>
+              <w:t xml:space="preserve">Miles in 5 hours:</w:t>
             </w:r>
             <w:r>
               <w:rPr>
@@ -1510,7 +1532,7 @@
                 <w:sz w:val="20"/>
                 <w:szCs w:val="20"/>
               </w:rPr>
-              <w:tab/>
+              <w:t xml:space="preserve">  </w:t>
             </w:r>
             <w:r>
               <w:rPr>
@@ -1518,24 +1540,6 @@
                 <w:color w:val="1A1A1A"/>
                 <w:sz w:val="20"/>
                 <w:szCs w:val="20"/>
-              </w:rPr>
-              <w:t xml:space="preserve">Miles in 5 hours:</w:t>
-            </w:r>
-            <w:r>
-              <w:rPr>
-                <w:rFonts w:ascii="Avenir Next" w:hAnsi="Avenir Next" w:cs="Avenir Next" w:eastAsia="Avenir Next"/>
-                <w:color w:val="1A1A1A"/>
-                <w:sz w:val="20"/>
-                <w:szCs w:val="20"/>
-              </w:rPr>
-              <w:t xml:space="preserve">  </w:t>
-            </w:r>
-            <w:r>
-              <w:rPr>
-                <w:rFonts w:ascii="Avenir Next" w:hAnsi="Avenir Next" w:cs="Avenir Next" w:eastAsia="Avenir Next"/>
-                <w:color w:val="1A1A1A"/>
-                <w:sz w:val="20"/>
-                <w:szCs w:val="20"/>
                 <w:u w:val="single"/>
               </w:rPr>
               <w:t xml:space="preserve">                </w:t>
@@ -1544,7 +1548,7 @@
               <w:rPr>
                 <w:rFonts w:ascii="Avenir Next" w:hAnsi="Avenir Next" w:cs="Avenir Next" w:eastAsia="Avenir Next"/>
                 <w:color w:val="1A1A1A"/>
-                <w:sz w:val="20"/>
+                <w:sz w:val="22"/>
                 <w:szCs w:val="20"/>
               </w:rPr>
               <w:t xml:space="preserve"> miles</w:t>
@@ -1555,12 +1559,12 @@
     </w:tbl>
     <w:p>
       <w:pPr>
-        <w:spacing w:before="0" w:after="0" w:line="20" w:lineRule="exact"/>
+        <w:spacing w:before="0" w:after="0" w:line="50" w:lineRule="exact"/>
       </w:pPr>
     </w:p>
     <w:p>
       <w:pPr>
-        <w:spacing w:before="0" w:after="0" w:line="20" w:lineRule="exact"/>
+        <w:spacing w:before="0" w:after="0" w:line="50" w:lineRule="exact"/>
       </w:pPr>
     </w:p>
     <w:tbl>
@@ -1611,18 +1615,18 @@
                 <w:rFonts w:ascii="Avenir Next" w:hAnsi="Avenir Next" w:cs="Avenir Next" w:eastAsia="Avenir Next"/>
                 <w:b/>
                 <w:color w:val="1A1A1A"/>
+                <w:sz w:val="22"/>
+                <w:szCs w:val="20"/>
+              </w:rPr>
+              <w:t xml:space="preserve">3.</w:t>
+            </w:r>
+            <w:r>
+              <w:rPr>
+                <w:rFonts w:ascii="Avenir Next" w:hAnsi="Avenir Next" w:cs="Avenir Next" w:eastAsia="Avenir Next"/>
+                <w:color w:val="1A1A1A"/>
                 <w:sz w:val="20"/>
                 <w:szCs w:val="20"/>
               </w:rPr>
-              <w:t xml:space="preserve">3.</w:t>
-            </w:r>
-            <w:r>
-              <w:rPr>
-                <w:rFonts w:ascii="Avenir Next" w:hAnsi="Avenir Next" w:cs="Avenir Next" w:eastAsia="Avenir Next"/>
-                <w:color w:val="1A1A1A"/>
-                <w:sz w:val="20"/>
-                <w:szCs w:val="20"/>
-              </w:rPr>
               <w:tab/>
             </w:r>
             <w:r>
@@ -1630,7 +1634,7 @@
                 <w:rFonts w:ascii="Avenir Next" w:hAnsi="Avenir Next" w:cs="Avenir Next" w:eastAsia="Avenir Next"/>
                 <w:b/>
                 <w:color w:val="1A1A1A"/>
-                <w:sz w:val="20"/>
+                <w:sz w:val="22"/>
                 <w:szCs w:val="20"/>
               </w:rPr>
               <w:t xml:space="preserve">Lawn Mowing.  </w:t>
@@ -1639,7 +1643,7 @@
               <w:rPr>
                 <w:rFonts w:ascii="Avenir Next" w:hAnsi="Avenir Next" w:cs="Avenir Next" w:eastAsia="Avenir Next"/>
                 <w:color w:val="1A1A1A"/>
-                <w:sz w:val="20"/>
+                <w:sz w:val="22"/>
                 <w:szCs w:val="20"/>
               </w:rPr>
               <w:t xml:space="preserve">David earns $45 for mowing 3 lawns. What is his rate per lawn?</w:t>
@@ -1656,7 +1660,7 @@
                 <w:rFonts w:ascii="Avenir Next" w:hAnsi="Avenir Next" w:cs="Avenir Next" w:eastAsia="Avenir Next"/>
                 <w:b/>
                 <w:color w:val="003A70"/>
-                <w:sz w:val="17"/>
+                <w:sz w:val="22"/>
                 <w:szCs w:val="17"/>
               </w:rPr>
               <w:t xml:space="preserve">Hint  </w:t>
@@ -1666,7 +1670,7 @@
                 <w:rFonts w:ascii="Avenir Next" w:hAnsi="Avenir Next" w:cs="Avenir Next" w:eastAsia="Avenir Next"/>
                 <w:i/>
                 <w:color w:val="5A5F66"/>
-                <w:sz w:val="17"/>
+                <w:sz w:val="22"/>
                 <w:szCs w:val="17"/>
               </w:rPr>
               <w:t xml:space="preserve">Divide dollars by lawns.</w:t>
@@ -1674,7 +1678,7 @@
           </w:p>
           <w:p>
             <w:pPr>
-              <w:spacing w:before="0" w:after="0" w:line="60" w:lineRule="auto"/>
+              <w:spacing w:before="0" w:after="0" w:line="50" w:lineRule="exact"/>
             </w:pPr>
           </w:p>
           <w:tbl>
@@ -1743,25 +1747,25 @@
                 <w:rFonts w:ascii="Avenir Next" w:hAnsi="Avenir Next" w:cs="Avenir Next" w:eastAsia="Avenir Next"/>
                 <w:b/>
                 <w:color w:val="1A1A1A"/>
+                <w:sz w:val="22"/>
+                <w:szCs w:val="18"/>
+              </w:rPr>
+              <w:t xml:space="preserve">Answer</w:t>
+            </w:r>
+            <w:r>
+              <w:rPr>
+                <w:rFonts w:ascii="Avenir Next" w:hAnsi="Avenir Next" w:cs="Avenir Next" w:eastAsia="Avenir Next"/>
+                <w:color w:val="1A1A1A"/>
                 <w:sz w:val="18"/>
                 <w:szCs w:val="18"/>
               </w:rPr>
-              <w:t xml:space="preserve">Answer</w:t>
-            </w:r>
-            <w:r>
-              <w:rPr>
-                <w:rFonts w:ascii="Avenir Next" w:hAnsi="Avenir Next" w:cs="Avenir Next" w:eastAsia="Avenir Next"/>
-                <w:color w:val="1A1A1A"/>
-                <w:sz w:val="18"/>
-                <w:szCs w:val="18"/>
-              </w:rPr>
               <w:tab/>
             </w:r>
             <w:r>
               <w:rPr>
                 <w:rFonts w:ascii="Avenir Next" w:hAnsi="Avenir Next" w:cs="Avenir Next" w:eastAsia="Avenir Next"/>
                 <w:color w:val="1A1A1A"/>
-                <w:sz w:val="18"/>
+                <w:sz w:val="22"/>
                 <w:szCs w:val="18"/>
               </w:rPr>
               <w:t xml:space="preserve">  per lawn</w:t>
@@ -1787,18 +1791,18 @@
                 <w:rFonts w:ascii="Avenir Next" w:hAnsi="Avenir Next" w:cs="Avenir Next" w:eastAsia="Avenir Next"/>
                 <w:b/>
                 <w:color w:val="1A1A1A"/>
+                <w:sz w:val="22"/>
+                <w:szCs w:val="20"/>
+              </w:rPr>
+              <w:t xml:space="preserve">4.</w:t>
+            </w:r>
+            <w:r>
+              <w:rPr>
+                <w:rFonts w:ascii="Avenir Next" w:hAnsi="Avenir Next" w:cs="Avenir Next" w:eastAsia="Avenir Next"/>
+                <w:color w:val="1A1A1A"/>
                 <w:sz w:val="20"/>
                 <w:szCs w:val="20"/>
               </w:rPr>
-              <w:t xml:space="preserve">4.</w:t>
-            </w:r>
-            <w:r>
-              <w:rPr>
-                <w:rFonts w:ascii="Avenir Next" w:hAnsi="Avenir Next" w:cs="Avenir Next" w:eastAsia="Avenir Next"/>
-                <w:color w:val="1A1A1A"/>
-                <w:sz w:val="20"/>
-                <w:szCs w:val="20"/>
-              </w:rPr>
               <w:tab/>
             </w:r>
             <w:r>
@@ -1806,7 +1810,7 @@
                 <w:rFonts w:ascii="Avenir Next" w:hAnsi="Avenir Next" w:cs="Avenir Next" w:eastAsia="Avenir Next"/>
                 <w:b/>
                 <w:color w:val="1A1A1A"/>
-                <w:sz w:val="20"/>
+                <w:sz w:val="22"/>
                 <w:szCs w:val="20"/>
               </w:rPr>
               <w:t xml:space="preserve">Juice Cost.  </w:t>
@@ -1815,7 +1819,7 @@
               <w:rPr>
                 <w:rFonts w:ascii="Avenir Next" w:hAnsi="Avenir Next" w:cs="Avenir Next" w:eastAsia="Avenir Next"/>
                 <w:color w:val="1A1A1A"/>
-                <w:sz w:val="20"/>
+                <w:sz w:val="22"/>
                 <w:szCs w:val="20"/>
               </w:rPr>
               <w:t xml:space="preserve">A 6-pack of juice costs $7.50. Find the cost per bottle.</w:t>
@@ -1823,7 +1827,7 @@
           </w:p>
           <w:p>
             <w:pPr>
-              <w:spacing w:before="0" w:after="0" w:line="60" w:lineRule="auto"/>
+              <w:spacing w:before="0" w:after="0" w:line="50" w:lineRule="exact"/>
             </w:pPr>
           </w:p>
           <w:tbl>
@@ -1892,25 +1896,25 @@
                 <w:rFonts w:ascii="Avenir Next" w:hAnsi="Avenir Next" w:cs="Avenir Next" w:eastAsia="Avenir Next"/>
                 <w:b/>
                 <w:color w:val="1A1A1A"/>
+                <w:sz w:val="22"/>
+                <w:szCs w:val="18"/>
+              </w:rPr>
+              <w:t xml:space="preserve">Answer</w:t>
+            </w:r>
+            <w:r>
+              <w:rPr>
+                <w:rFonts w:ascii="Avenir Next" w:hAnsi="Avenir Next" w:cs="Avenir Next" w:eastAsia="Avenir Next"/>
+                <w:color w:val="1A1A1A"/>
                 <w:sz w:val="18"/>
                 <w:szCs w:val="18"/>
               </w:rPr>
-              <w:t xml:space="preserve">Answer</w:t>
-            </w:r>
-            <w:r>
-              <w:rPr>
-                <w:rFonts w:ascii="Avenir Next" w:hAnsi="Avenir Next" w:cs="Avenir Next" w:eastAsia="Avenir Next"/>
-                <w:color w:val="1A1A1A"/>
-                <w:sz w:val="18"/>
-                <w:szCs w:val="18"/>
-              </w:rPr>
               <w:tab/>
             </w:r>
             <w:r>
               <w:rPr>
                 <w:rFonts w:ascii="Avenir Next" w:hAnsi="Avenir Next" w:cs="Avenir Next" w:eastAsia="Avenir Next"/>
                 <w:color w:val="1A1A1A"/>
-                <w:sz w:val="18"/>
+                <w:sz w:val="22"/>
                 <w:szCs w:val="18"/>
               </w:rPr>
               <w:t xml:space="preserve">  per bottle</w:t>
@@ -1921,12 +1925,12 @@
     </w:tbl>
     <w:p>
       <w:pPr>
-        <w:spacing w:before="0" w:after="0" w:line="20" w:lineRule="exact"/>
+        <w:spacing w:before="0" w:after="0" w:line="50" w:lineRule="exact"/>
       </w:pPr>
     </w:p>
     <w:p>
       <w:pPr>
-        <w:spacing w:before="0" w:after="0" w:line="20" w:lineRule="exact"/>
+        <w:spacing w:before="0" w:after="0" w:line="50" w:lineRule="exact"/>
       </w:pPr>
     </w:p>
     <w:tbl>
@@ -1977,18 +1981,18 @@
                 <w:rFonts w:ascii="Avenir Next" w:hAnsi="Avenir Next" w:cs="Avenir Next" w:eastAsia="Avenir Next"/>
                 <w:b/>
                 <w:color w:val="1A1A1A"/>
+                <w:sz w:val="22"/>
+                <w:szCs w:val="20"/>
+              </w:rPr>
+              <w:t xml:space="preserve">5.</w:t>
+            </w:r>
+            <w:r>
+              <w:rPr>
+                <w:rFonts w:ascii="Avenir Next" w:hAnsi="Avenir Next" w:cs="Avenir Next" w:eastAsia="Avenir Next"/>
+                <w:color w:val="1A1A1A"/>
                 <w:sz w:val="20"/>
                 <w:szCs w:val="20"/>
               </w:rPr>
-              <w:t xml:space="preserve">5.</w:t>
-            </w:r>
-            <w:r>
-              <w:rPr>
-                <w:rFonts w:ascii="Avenir Next" w:hAnsi="Avenir Next" w:cs="Avenir Next" w:eastAsia="Avenir Next"/>
-                <w:color w:val="1A1A1A"/>
-                <w:sz w:val="20"/>
-                <w:szCs w:val="20"/>
-              </w:rPr>
               <w:tab/>
             </w:r>
             <w:r>
@@ -1996,7 +2000,7 @@
                 <w:rFonts w:ascii="Avenir Next" w:hAnsi="Avenir Next" w:cs="Avenir Next" w:eastAsia="Avenir Next"/>
                 <w:b/>
                 <w:color w:val="1A1A1A"/>
-                <w:sz w:val="20"/>
+                <w:sz w:val="22"/>
                 <w:szCs w:val="20"/>
               </w:rPr>
               <w:t xml:space="preserve">Gas Mileage.  </w:t>
@@ -2005,7 +2009,7 @@
               <w:rPr>
                 <w:rFonts w:ascii="Avenir Next" w:hAnsi="Avenir Next" w:cs="Avenir Next" w:eastAsia="Avenir Next"/>
                 <w:color w:val="1A1A1A"/>
-                <w:sz w:val="20"/>
+                <w:sz w:val="22"/>
                 <w:szCs w:val="20"/>
               </w:rPr>
               <w:t xml:space="preserve">A car travels 240 miles on 8 gallons of gas.</w:t>
@@ -2022,7 +2026,7 @@
                 <w:rFonts w:ascii="Avenir Next" w:hAnsi="Avenir Next" w:cs="Avenir Next" w:eastAsia="Avenir Next"/>
                 <w:b/>
                 <w:color w:val="003A70"/>
-                <w:sz w:val="17"/>
+                <w:sz w:val="22"/>
                 <w:szCs w:val="17"/>
               </w:rPr>
               <w:t xml:space="preserve">Hint  </w:t>
@@ -2032,7 +2036,7 @@
                 <w:rFonts w:ascii="Avenir Next" w:hAnsi="Avenir Next" w:cs="Avenir Next" w:eastAsia="Avenir Next"/>
                 <w:i/>
                 <w:color w:val="5A5F66"/>
-                <w:sz w:val="17"/>
+                <w:sz w:val="22"/>
                 <w:szCs w:val="17"/>
               </w:rPr>
               <w:t xml:space="preserve">For part b, divide the miles by the miles per gallon.</w:t>
@@ -2052,10 +2056,28 @@
                 <w:rFonts w:ascii="Avenir Next" w:hAnsi="Avenir Next" w:cs="Avenir Next" w:eastAsia="Avenir Next"/>
                 <w:b/>
                 <w:color w:val="003A70"/>
+                <w:sz w:val="22"/>
+                <w:szCs w:val="20"/>
+              </w:rPr>
+              <w:t xml:space="preserve">a.</w:t>
+            </w:r>
+            <w:r>
+              <w:rPr>
+                <w:rFonts w:ascii="Avenir Next" w:hAnsi="Avenir Next" w:cs="Avenir Next" w:eastAsia="Avenir Next"/>
+                <w:color w:val="1A1A1A"/>
                 <w:sz w:val="20"/>
                 <w:szCs w:val="20"/>
               </w:rPr>
-              <w:t xml:space="preserve">a.</w:t>
+              <w:tab/>
+            </w:r>
+            <w:r>
+              <w:rPr>
+                <w:rFonts w:ascii="Avenir Next" w:hAnsi="Avenir Next" w:cs="Avenir Next" w:eastAsia="Avenir Next"/>
+                <w:color w:val="1A1A1A"/>
+                <w:sz w:val="22"/>
+                <w:szCs w:val="20"/>
+              </w:rPr>
+              <w:t xml:space="preserve">Miles per gallon:</w:t>
             </w:r>
             <w:r>
               <w:rPr>
@@ -2064,7 +2086,7 @@
                 <w:sz w:val="20"/>
                 <w:szCs w:val="20"/>
               </w:rPr>
-              <w:tab/>
+              <w:t xml:space="preserve">  </w:t>
             </w:r>
             <w:r>
               <w:rPr>
@@ -2072,24 +2094,6 @@
                 <w:color w:val="1A1A1A"/>
                 <w:sz w:val="20"/>
                 <w:szCs w:val="20"/>
-              </w:rPr>
-              <w:t xml:space="preserve">Miles per gallon:</w:t>
-            </w:r>
-            <w:r>
-              <w:rPr>
-                <w:rFonts w:ascii="Avenir Next" w:hAnsi="Avenir Next" w:cs="Avenir Next" w:eastAsia="Avenir Next"/>
-                <w:color w:val="1A1A1A"/>
-                <w:sz w:val="20"/>
-                <w:szCs w:val="20"/>
-              </w:rPr>
-              <w:t xml:space="preserve">  </w:t>
-            </w:r>
-            <w:r>
-              <w:rPr>
-                <w:rFonts w:ascii="Avenir Next" w:hAnsi="Avenir Next" w:cs="Avenir Next" w:eastAsia="Avenir Next"/>
-                <w:color w:val="1A1A1A"/>
-                <w:sz w:val="20"/>
-                <w:szCs w:val="20"/>
                 <w:u w:val="single"/>
               </w:rPr>
               <w:t xml:space="preserve">                </w:t>
@@ -2098,7 +2102,7 @@
               <w:rPr>
                 <w:rFonts w:ascii="Avenir Next" w:hAnsi="Avenir Next" w:cs="Avenir Next" w:eastAsia="Avenir Next"/>
                 <w:color w:val="1A1A1A"/>
-                <w:sz w:val="20"/>
+                <w:sz w:val="22"/>
                 <w:szCs w:val="20"/>
               </w:rPr>
               <w:t xml:space="preserve"> mpg</w:t>
@@ -2118,10 +2122,28 @@
                 <w:rFonts w:ascii="Avenir Next" w:hAnsi="Avenir Next" w:cs="Avenir Next" w:eastAsia="Avenir Next"/>
                 <w:b/>
                 <w:color w:val="003A70"/>
+                <w:sz w:val="22"/>
+                <w:szCs w:val="20"/>
+              </w:rPr>
+              <w:t xml:space="preserve">b.</w:t>
+            </w:r>
+            <w:r>
+              <w:rPr>
+                <w:rFonts w:ascii="Avenir Next" w:hAnsi="Avenir Next" w:cs="Avenir Next" w:eastAsia="Avenir Next"/>
+                <w:color w:val="1A1A1A"/>
                 <w:sz w:val="20"/>
                 <w:szCs w:val="20"/>
               </w:rPr>
-              <w:t xml:space="preserve">b.</w:t>
+              <w:tab/>
+            </w:r>
+            <w:r>
+              <w:rPr>
+                <w:rFonts w:ascii="Avenir Next" w:hAnsi="Avenir Next" w:cs="Avenir Next" w:eastAsia="Avenir Next"/>
+                <w:color w:val="1A1A1A"/>
+                <w:sz w:val="22"/>
+                <w:szCs w:val="20"/>
+              </w:rPr>
+              <w:t xml:space="preserve">Gallons needed for 360 miles:</w:t>
             </w:r>
             <w:r>
               <w:rPr>
@@ -2130,7 +2152,7 @@
                 <w:sz w:val="20"/>
                 <w:szCs w:val="20"/>
               </w:rPr>
-              <w:tab/>
+              <w:t xml:space="preserve">  </w:t>
             </w:r>
             <w:r>
               <w:rPr>
@@ -2138,24 +2160,6 @@
                 <w:color w:val="1A1A1A"/>
                 <w:sz w:val="20"/>
                 <w:szCs w:val="20"/>
-              </w:rPr>
-              <w:t xml:space="preserve">Gallons needed for 360 miles:</w:t>
-            </w:r>
-            <w:r>
-              <w:rPr>
-                <w:rFonts w:ascii="Avenir Next" w:hAnsi="Avenir Next" w:cs="Avenir Next" w:eastAsia="Avenir Next"/>
-                <w:color w:val="1A1A1A"/>
-                <w:sz w:val="20"/>
-                <w:szCs w:val="20"/>
-              </w:rPr>
-              <w:t xml:space="preserve">  </w:t>
-            </w:r>
-            <w:r>
-              <w:rPr>
-                <w:rFonts w:ascii="Avenir Next" w:hAnsi="Avenir Next" w:cs="Avenir Next" w:eastAsia="Avenir Next"/>
-                <w:color w:val="1A1A1A"/>
-                <w:sz w:val="20"/>
-                <w:szCs w:val="20"/>
                 <w:u w:val="single"/>
               </w:rPr>
               <w:t xml:space="preserve">                </w:t>
@@ -2164,7 +2168,7 @@
               <w:rPr>
                 <w:rFonts w:ascii="Avenir Next" w:hAnsi="Avenir Next" w:cs="Avenir Next" w:eastAsia="Avenir Next"/>
                 <w:color w:val="1A1A1A"/>
-                <w:sz w:val="20"/>
+                <w:sz w:val="22"/>
                 <w:szCs w:val="20"/>
               </w:rPr>
               <w:t xml:space="preserve"> gal</w:t>
@@ -2172,7 +2176,7 @@
           </w:p>
           <w:p>
             <w:pPr>
-              <w:spacing w:before="0" w:after="0" w:line="60" w:lineRule="auto"/>
+              <w:spacing w:before="0" w:after="0" w:line="50" w:lineRule="exact"/>
             </w:pPr>
           </w:p>
           <w:tbl>
@@ -2230,7 +2234,7 @@
           </w:tbl>
           <w:p>
             <w:pPr>
-              <w:spacing w:before="0" w:after="0" w:line="24" w:lineRule="auto"/>
+              <w:spacing w:before="0" w:after="0" w:line="50" w:lineRule="exact"/>
             </w:pPr>
           </w:p>
         </w:tc>
@@ -2253,18 +2257,18 @@
                 <w:rFonts w:ascii="Avenir Next" w:hAnsi="Avenir Next" w:cs="Avenir Next" w:eastAsia="Avenir Next"/>
                 <w:b/>
                 <w:color w:val="1A1A1A"/>
+                <w:sz w:val="22"/>
+                <w:szCs w:val="20"/>
+              </w:rPr>
+              <w:t xml:space="preserve">6.</w:t>
+            </w:r>
+            <w:r>
+              <w:rPr>
+                <w:rFonts w:ascii="Avenir Next" w:hAnsi="Avenir Next" w:cs="Avenir Next" w:eastAsia="Avenir Next"/>
+                <w:color w:val="1A1A1A"/>
                 <w:sz w:val="20"/>
                 <w:szCs w:val="20"/>
               </w:rPr>
-              <w:t xml:space="preserve">6.</w:t>
-            </w:r>
-            <w:r>
-              <w:rPr>
-                <w:rFonts w:ascii="Avenir Next" w:hAnsi="Avenir Next" w:cs="Avenir Next" w:eastAsia="Avenir Next"/>
-                <w:color w:val="1A1A1A"/>
-                <w:sz w:val="20"/>
-                <w:szCs w:val="20"/>
-              </w:rPr>
               <w:tab/>
             </w:r>
             <w:r>
@@ -2272,7 +2276,7 @@
                 <w:rFonts w:ascii="Avenir Next" w:hAnsi="Avenir Next" w:cs="Avenir Next" w:eastAsia="Avenir Next"/>
                 <w:b/>
                 <w:color w:val="1A1A1A"/>
-                <w:sz w:val="20"/>
+                <w:sz w:val="22"/>
                 <w:szCs w:val="20"/>
               </w:rPr>
               <w:t xml:space="preserve">Running Practice.  </w:t>
@@ -2281,7 +2285,7 @@
               <w:rPr>
                 <w:rFonts w:ascii="Avenir Next" w:hAnsi="Avenir Next" w:cs="Avenir Next" w:eastAsia="Avenir Next"/>
                 <w:color w:val="1A1A1A"/>
-                <w:sz w:val="20"/>
+                <w:sz w:val="22"/>
                 <w:szCs w:val="20"/>
               </w:rPr>
               <w:t xml:space="preserve">Carlos runs 12 miles in 2 hours.</w:t>
@@ -2298,7 +2302,7 @@
                 <w:rFonts w:ascii="Avenir Next" w:hAnsi="Avenir Next" w:cs="Avenir Next" w:eastAsia="Avenir Next"/>
                 <w:b/>
                 <w:color w:val="003A70"/>
-                <w:sz w:val="17"/>
+                <w:sz w:val="22"/>
                 <w:szCs w:val="17"/>
               </w:rPr>
               <w:t xml:space="preserve">Hint  </w:t>
@@ -2308,7 +2312,7 @@
                 <w:rFonts w:ascii="Avenir Next" w:hAnsi="Avenir Next" w:cs="Avenir Next" w:eastAsia="Avenir Next"/>
                 <w:i/>
                 <w:color w:val="5A5F66"/>
-                <w:sz w:val="17"/>
+                <w:sz w:val="22"/>
                 <w:szCs w:val="17"/>
               </w:rPr>
               <w:t xml:space="preserve">Time = distance ÷ speed.</w:t>
@@ -2328,10 +2332,28 @@
                 <w:rFonts w:ascii="Avenir Next" w:hAnsi="Avenir Next" w:cs="Avenir Next" w:eastAsia="Avenir Next"/>
                 <w:b/>
                 <w:color w:val="003A70"/>
+                <w:sz w:val="22"/>
+                <w:szCs w:val="20"/>
+              </w:rPr>
+              <w:t xml:space="preserve">a.</w:t>
+            </w:r>
+            <w:r>
+              <w:rPr>
+                <w:rFonts w:ascii="Avenir Next" w:hAnsi="Avenir Next" w:cs="Avenir Next" w:eastAsia="Avenir Next"/>
+                <w:color w:val="1A1A1A"/>
                 <w:sz w:val="20"/>
                 <w:szCs w:val="20"/>
               </w:rPr>
-              <w:t xml:space="preserve">a.</w:t>
+              <w:tab/>
+            </w:r>
+            <w:r>
+              <w:rPr>
+                <w:rFonts w:ascii="Avenir Next" w:hAnsi="Avenir Next" w:cs="Avenir Next" w:eastAsia="Avenir Next"/>
+                <w:color w:val="1A1A1A"/>
+                <w:sz w:val="22"/>
+                <w:szCs w:val="20"/>
+              </w:rPr>
+              <w:t xml:space="preserve">Speed:</w:t>
             </w:r>
             <w:r>
               <w:rPr>
@@ -2340,7 +2362,7 @@
                 <w:sz w:val="20"/>
                 <w:szCs w:val="20"/>
               </w:rPr>
-              <w:tab/>
+              <w:t xml:space="preserve">  </w:t>
             </w:r>
             <w:r>
               <w:rPr>
@@ -2348,24 +2370,6 @@
                 <w:color w:val="1A1A1A"/>
                 <w:sz w:val="20"/>
                 <w:szCs w:val="20"/>
-              </w:rPr>
-              <w:t xml:space="preserve">Speed:</w:t>
-            </w:r>
-            <w:r>
-              <w:rPr>
-                <w:rFonts w:ascii="Avenir Next" w:hAnsi="Avenir Next" w:cs="Avenir Next" w:eastAsia="Avenir Next"/>
-                <w:color w:val="1A1A1A"/>
-                <w:sz w:val="20"/>
-                <w:szCs w:val="20"/>
-              </w:rPr>
-              <w:t xml:space="preserve">  </w:t>
-            </w:r>
-            <w:r>
-              <w:rPr>
-                <w:rFonts w:ascii="Avenir Next" w:hAnsi="Avenir Next" w:cs="Avenir Next" w:eastAsia="Avenir Next"/>
-                <w:color w:val="1A1A1A"/>
-                <w:sz w:val="20"/>
-                <w:szCs w:val="20"/>
                 <w:u w:val="single"/>
               </w:rPr>
               <w:t xml:space="preserve">                </w:t>
@@ -2374,7 +2378,7 @@
               <w:rPr>
                 <w:rFonts w:ascii="Avenir Next" w:hAnsi="Avenir Next" w:cs="Avenir Next" w:eastAsia="Avenir Next"/>
                 <w:color w:val="1A1A1A"/>
-                <w:sz w:val="20"/>
+                <w:sz w:val="22"/>
                 <w:szCs w:val="20"/>
               </w:rPr>
               <w:t xml:space="preserve"> mph</w:t>
@@ -2394,10 +2398,28 @@
                 <w:rFonts w:ascii="Avenir Next" w:hAnsi="Avenir Next" w:cs="Avenir Next" w:eastAsia="Avenir Next"/>
                 <w:b/>
                 <w:color w:val="003A70"/>
+                <w:sz w:val="22"/>
+                <w:szCs w:val="20"/>
+              </w:rPr>
+              <w:t xml:space="preserve">b.</w:t>
+            </w:r>
+            <w:r>
+              <w:rPr>
+                <w:rFonts w:ascii="Avenir Next" w:hAnsi="Avenir Next" w:cs="Avenir Next" w:eastAsia="Avenir Next"/>
+                <w:color w:val="1A1A1A"/>
                 <w:sz w:val="20"/>
                 <w:szCs w:val="20"/>
               </w:rPr>
-              <w:t xml:space="preserve">b.</w:t>
+              <w:tab/>
+            </w:r>
+            <w:r>
+              <w:rPr>
+                <w:rFonts w:ascii="Avenir Next" w:hAnsi="Avenir Next" w:cs="Avenir Next" w:eastAsia="Avenir Next"/>
+                <w:color w:val="1A1A1A"/>
+                <w:sz w:val="22"/>
+                <w:szCs w:val="20"/>
+              </w:rPr>
+              <w:t xml:space="preserve">Time to run 18 miles at this pace:</w:t>
             </w:r>
             <w:r>
               <w:rPr>
@@ -2406,7 +2428,7 @@
                 <w:sz w:val="20"/>
                 <w:szCs w:val="20"/>
               </w:rPr>
-              <w:tab/>
+              <w:t xml:space="preserve">  </w:t>
             </w:r>
             <w:r>
               <w:rPr>
@@ -2414,24 +2436,6 @@
                 <w:color w:val="1A1A1A"/>
                 <w:sz w:val="20"/>
                 <w:szCs w:val="20"/>
-              </w:rPr>
-              <w:t xml:space="preserve">Time to run 18 miles at this pace:</w:t>
-            </w:r>
-            <w:r>
-              <w:rPr>
-                <w:rFonts w:ascii="Avenir Next" w:hAnsi="Avenir Next" w:cs="Avenir Next" w:eastAsia="Avenir Next"/>
-                <w:color w:val="1A1A1A"/>
-                <w:sz w:val="20"/>
-                <w:szCs w:val="20"/>
-              </w:rPr>
-              <w:t xml:space="preserve">  </w:t>
-            </w:r>
-            <w:r>
-              <w:rPr>
-                <w:rFonts w:ascii="Avenir Next" w:hAnsi="Avenir Next" w:cs="Avenir Next" w:eastAsia="Avenir Next"/>
-                <w:color w:val="1A1A1A"/>
-                <w:sz w:val="20"/>
-                <w:szCs w:val="20"/>
                 <w:u w:val="single"/>
               </w:rPr>
               <w:t xml:space="preserve">                </w:t>
@@ -2440,7 +2444,7 @@
               <w:rPr>
                 <w:rFonts w:ascii="Avenir Next" w:hAnsi="Avenir Next" w:cs="Avenir Next" w:eastAsia="Avenir Next"/>
                 <w:color w:val="1A1A1A"/>
-                <w:sz w:val="20"/>
+                <w:sz w:val="22"/>
                 <w:szCs w:val="20"/>
               </w:rPr>
               <w:t xml:space="preserve"> hours</w:t>
@@ -2448,7 +2452,7 @@
           </w:p>
           <w:p>
             <w:pPr>
-              <w:spacing w:before="0" w:after="0" w:line="60" w:lineRule="auto"/>
+              <w:spacing w:before="0" w:after="0" w:line="50" w:lineRule="exact"/>
             </w:pPr>
           </w:p>
           <w:tbl>
@@ -2506,7 +2510,7 @@
           </w:tbl>
           <w:p>
             <w:pPr>
-              <w:spacing w:before="0" w:after="0" w:line="24" w:lineRule="auto"/>
+              <w:spacing w:before="0" w:after="0" w:line="50" w:lineRule="exact"/>
             </w:pPr>
           </w:p>
         </w:tc>
@@ -2514,12 +2518,12 @@
     </w:tbl>
     <w:p>
       <w:pPr>
-        <w:spacing w:before="0" w:after="0" w:line="20" w:lineRule="exact"/>
+        <w:spacing w:before="0" w:after="0" w:line="50" w:lineRule="exact"/>
       </w:pPr>
     </w:p>
     <w:p>
       <w:pPr>
-        <w:spacing w:before="0" w:after="0" w:line="20" w:lineRule="exact"/>
+        <w:spacing w:before="0" w:after="0" w:line="50" w:lineRule="exact"/>
       </w:pPr>
     </w:p>
     <w:tbl>
@@ -2569,18 +2573,18 @@
                 <w:rFonts w:ascii="Avenir Next" w:hAnsi="Avenir Next" w:cs="Avenir Next" w:eastAsia="Avenir Next"/>
                 <w:b/>
                 <w:color w:val="1A1A1A"/>
+                <w:sz w:val="22"/>
+                <w:szCs w:val="20"/>
+              </w:rPr>
+              <w:t xml:space="preserve">7.</w:t>
+            </w:r>
+            <w:r>
+              <w:rPr>
+                <w:rFonts w:ascii="Avenir Next" w:hAnsi="Avenir Next" w:cs="Avenir Next" w:eastAsia="Avenir Next"/>
+                <w:color w:val="1A1A1A"/>
                 <w:sz w:val="20"/>
                 <w:szCs w:val="20"/>
               </w:rPr>
-              <w:t xml:space="preserve">7.</w:t>
-            </w:r>
-            <w:r>
-              <w:rPr>
-                <w:rFonts w:ascii="Avenir Next" w:hAnsi="Avenir Next" w:cs="Avenir Next" w:eastAsia="Avenir Next"/>
-                <w:color w:val="1A1A1A"/>
-                <w:sz w:val="20"/>
-                <w:szCs w:val="20"/>
-              </w:rPr>
               <w:tab/>
             </w:r>
             <w:r>
@@ -2588,7 +2592,7 @@
                 <w:rFonts w:ascii="Avenir Next" w:hAnsi="Avenir Next" w:cs="Avenir Next" w:eastAsia="Avenir Next"/>
                 <w:b/>
                 <w:color w:val="1A1A1A"/>
-                <w:sz w:val="20"/>
+                <w:sz w:val="22"/>
                 <w:szCs w:val="20"/>
               </w:rPr>
               <w:t xml:space="preserve">Two Jobs.  </w:t>
@@ -2597,7 +2601,7 @@
               <w:rPr>
                 <w:rFonts w:ascii="Avenir Next" w:hAnsi="Avenir Next" w:cs="Avenir Next" w:eastAsia="Avenir Next"/>
                 <w:color w:val="1A1A1A"/>
-                <w:sz w:val="20"/>
+                <w:sz w:val="22"/>
                 <w:szCs w:val="20"/>
               </w:rPr>
               <w:t xml:space="preserve">Job A pays $54 for 6 hours. Job B pays $85 for 10 hours.</w:t>
@@ -2617,10 +2621,28 @@
                 <w:rFonts w:ascii="Avenir Next" w:hAnsi="Avenir Next" w:cs="Avenir Next" w:eastAsia="Avenir Next"/>
                 <w:b/>
                 <w:color w:val="003A70"/>
+                <w:sz w:val="22"/>
+                <w:szCs w:val="20"/>
+              </w:rPr>
+              <w:t xml:space="preserve">a.</w:t>
+            </w:r>
+            <w:r>
+              <w:rPr>
+                <w:rFonts w:ascii="Avenir Next" w:hAnsi="Avenir Next" w:cs="Avenir Next" w:eastAsia="Avenir Next"/>
+                <w:color w:val="1A1A1A"/>
                 <w:sz w:val="20"/>
                 <w:szCs w:val="20"/>
               </w:rPr>
-              <w:t xml:space="preserve">a.</w:t>
+              <w:tab/>
+            </w:r>
+            <w:r>
+              <w:rPr>
+                <w:rFonts w:ascii="Avenir Next" w:hAnsi="Avenir Next" w:cs="Avenir Next" w:eastAsia="Avenir Next"/>
+                <w:color w:val="1A1A1A"/>
+                <w:sz w:val="22"/>
+                <w:szCs w:val="20"/>
+              </w:rPr>
+              <w:t xml:space="preserve">Hourly rate: Job A </w:t>
             </w:r>
             <w:r>
               <w:rPr>
@@ -2628,24 +2650,6 @@
                 <w:color w:val="1A1A1A"/>
                 <w:sz w:val="20"/>
                 <w:szCs w:val="20"/>
-              </w:rPr>
-              <w:tab/>
-            </w:r>
-            <w:r>
-              <w:rPr>
-                <w:rFonts w:ascii="Avenir Next" w:hAnsi="Avenir Next" w:cs="Avenir Next" w:eastAsia="Avenir Next"/>
-                <w:color w:val="1A1A1A"/>
-                <w:sz w:val="20"/>
-                <w:szCs w:val="20"/>
-              </w:rPr>
-              <w:t xml:space="preserve">Hourly rate: Job A </w:t>
-            </w:r>
-            <w:r>
-              <w:rPr>
-                <w:rFonts w:ascii="Avenir Next" w:hAnsi="Avenir Next" w:cs="Avenir Next" w:eastAsia="Avenir Next"/>
-                <w:color w:val="1A1A1A"/>
-                <w:sz w:val="20"/>
-                <w:szCs w:val="20"/>
                 <w:u w:val="single"/>
               </w:rPr>
               <w:t xml:space="preserve">      </w:t>
@@ -2654,7 +2658,7 @@
               <w:rPr>
                 <w:rFonts w:ascii="Avenir Next" w:hAnsi="Avenir Next" w:cs="Avenir Next" w:eastAsia="Avenir Next"/>
                 <w:color w:val="1A1A1A"/>
-                <w:sz w:val="20"/>
+                <w:sz w:val="22"/>
                 <w:szCs w:val="20"/>
               </w:rPr>
               <w:t xml:space="preserve"> Job B </w:t>
@@ -2684,25 +2688,25 @@
                 <w:rFonts w:ascii="Avenir Next" w:hAnsi="Avenir Next" w:cs="Avenir Next" w:eastAsia="Avenir Next"/>
                 <w:b/>
                 <w:color w:val="003A70"/>
+                <w:sz w:val="22"/>
+                <w:szCs w:val="20"/>
+              </w:rPr>
+              <w:t xml:space="preserve">b.</w:t>
+            </w:r>
+            <w:r>
+              <w:rPr>
+                <w:rFonts w:ascii="Avenir Next" w:hAnsi="Avenir Next" w:cs="Avenir Next" w:eastAsia="Avenir Next"/>
+                <w:color w:val="1A1A1A"/>
                 <w:sz w:val="20"/>
                 <w:szCs w:val="20"/>
               </w:rPr>
-              <w:t xml:space="preserve">b.</w:t>
-            </w:r>
-            <w:r>
-              <w:rPr>
-                <w:rFonts w:ascii="Avenir Next" w:hAnsi="Avenir Next" w:cs="Avenir Next" w:eastAsia="Avenir Next"/>
-                <w:color w:val="1A1A1A"/>
-                <w:sz w:val="20"/>
-                <w:szCs w:val="20"/>
-              </w:rPr>
               <w:tab/>
             </w:r>
             <w:r>
               <w:rPr>
                 <w:rFonts w:ascii="Avenir Next" w:hAnsi="Avenir Next" w:cs="Avenir Next" w:eastAsia="Avenir Next"/>
                 <w:color w:val="1A1A1A"/>
-                <w:sz w:val="20"/>
+                <w:sz w:val="22"/>
                 <w:szCs w:val="20"/>
               </w:rPr>
               <w:t xml:space="preserve">Which pays more per hour, and by how much?</w:t>
@@ -2741,10 +2745,28 @@
                 <w:rFonts w:ascii="Avenir Next" w:hAnsi="Avenir Next" w:cs="Avenir Next" w:eastAsia="Avenir Next"/>
                 <w:b/>
                 <w:color w:val="003A70"/>
+                <w:sz w:val="22"/>
+                <w:szCs w:val="20"/>
+              </w:rPr>
+              <w:t xml:space="preserve">c.</w:t>
+            </w:r>
+            <w:r>
+              <w:rPr>
+                <w:rFonts w:ascii="Avenir Next" w:hAnsi="Avenir Next" w:cs="Avenir Next" w:eastAsia="Avenir Next"/>
+                <w:color w:val="1A1A1A"/>
                 <w:sz w:val="20"/>
                 <w:szCs w:val="20"/>
               </w:rPr>
-              <w:t xml:space="preserve">c.</w:t>
+              <w:tab/>
+            </w:r>
+            <w:r>
+              <w:rPr>
+                <w:rFonts w:ascii="Avenir Next" w:hAnsi="Avenir Next" w:cs="Avenir Next" w:eastAsia="Avenir Next"/>
+                <w:color w:val="1A1A1A"/>
+                <w:sz w:val="22"/>
+                <w:szCs w:val="20"/>
+              </w:rPr>
+              <w:t xml:space="preserve">Total pay for 14 hours of Job B:</w:t>
             </w:r>
             <w:r>
               <w:rPr>
@@ -2753,7 +2775,7 @@
                 <w:sz w:val="20"/>
                 <w:szCs w:val="20"/>
               </w:rPr>
-              <w:tab/>
+              <w:t xml:space="preserve">  </w:t>
             </w:r>
             <w:r>
               <w:rPr>
@@ -2761,24 +2783,6 @@
                 <w:color w:val="1A1A1A"/>
                 <w:sz w:val="20"/>
                 <w:szCs w:val="20"/>
-              </w:rPr>
-              <w:t xml:space="preserve">Total pay for 14 hours of Job B:</w:t>
-            </w:r>
-            <w:r>
-              <w:rPr>
-                <w:rFonts w:ascii="Avenir Next" w:hAnsi="Avenir Next" w:cs="Avenir Next" w:eastAsia="Avenir Next"/>
-                <w:color w:val="1A1A1A"/>
-                <w:sz w:val="20"/>
-                <w:szCs w:val="20"/>
-              </w:rPr>
-              <w:t xml:space="preserve">  </w:t>
-            </w:r>
-            <w:r>
-              <w:rPr>
-                <w:rFonts w:ascii="Avenir Next" w:hAnsi="Avenir Next" w:cs="Avenir Next" w:eastAsia="Avenir Next"/>
-                <w:color w:val="1A1A1A"/>
-                <w:sz w:val="20"/>
-                <w:szCs w:val="20"/>
                 <w:u w:val="single"/>
               </w:rPr>
               <w:t xml:space="preserve">                </w:t>
@@ -2787,7 +2791,7 @@
               <w:rPr>
                 <w:rFonts w:ascii="Avenir Next" w:hAnsi="Avenir Next" w:cs="Avenir Next" w:eastAsia="Avenir Next"/>
                 <w:color w:val="1A1A1A"/>
-                <w:sz w:val="20"/>
+                <w:sz w:val="22"/>
                 <w:szCs w:val="20"/>
               </w:rPr>
               <w:t xml:space="preserve"> dollars</w:t>
@@ -2798,12 +2802,12 @@
     </w:tbl>
     <w:p>
       <w:pPr>
-        <w:spacing w:before="0" w:after="0" w:line="20" w:lineRule="exact"/>
+        <w:spacing w:before="0" w:after="0" w:line="50" w:lineRule="exact"/>
       </w:pPr>
     </w:p>
     <w:p>
       <w:pPr>
-        <w:spacing w:before="0" w:after="0" w:line="20" w:lineRule="exact"/>
+        <w:spacing w:before="0" w:after="0" w:line="50" w:lineRule="exact"/>
       </w:pPr>
     </w:p>
     <w:tbl>
@@ -2853,18 +2857,18 @@
                 <w:rFonts w:ascii="Avenir Next" w:hAnsi="Avenir Next" w:cs="Avenir Next" w:eastAsia="Avenir Next"/>
                 <w:b/>
                 <w:color w:val="1A1A1A"/>
+                <w:sz w:val="22"/>
+                <w:szCs w:val="20"/>
+              </w:rPr>
+              <w:t xml:space="preserve">8.</w:t>
+            </w:r>
+            <w:r>
+              <w:rPr>
+                <w:rFonts w:ascii="Avenir Next" w:hAnsi="Avenir Next" w:cs="Avenir Next" w:eastAsia="Avenir Next"/>
+                <w:color w:val="1A1A1A"/>
                 <w:sz w:val="20"/>
                 <w:szCs w:val="20"/>
               </w:rPr>
-              <w:t xml:space="preserve">8.</w:t>
-            </w:r>
-            <w:r>
-              <w:rPr>
-                <w:rFonts w:ascii="Avenir Next" w:hAnsi="Avenir Next" w:cs="Avenir Next" w:eastAsia="Avenir Next"/>
-                <w:color w:val="1A1A1A"/>
-                <w:sz w:val="20"/>
-                <w:szCs w:val="20"/>
-              </w:rPr>
               <w:tab/>
             </w:r>
             <w:r>
@@ -2872,7 +2876,7 @@
                 <w:rFonts w:ascii="Avenir Next" w:hAnsi="Avenir Next" w:cs="Avenir Next" w:eastAsia="Avenir Next"/>
                 <w:b/>
                 <w:color w:val="1A1A1A"/>
-                <w:sz w:val="20"/>
+                <w:sz w:val="22"/>
                 <w:szCs w:val="20"/>
               </w:rPr>
               <w:t xml:space="preserve">Printer Rate.  </w:t>
@@ -2881,7 +2885,7 @@
               <w:rPr>
                 <w:rFonts w:ascii="Avenir Next" w:hAnsi="Avenir Next" w:cs="Avenir Next" w:eastAsia="Avenir Next"/>
                 <w:color w:val="1A1A1A"/>
-                <w:sz w:val="20"/>
+                <w:sz w:val="22"/>
                 <w:szCs w:val="20"/>
               </w:rPr>
               <w:t xml:space="preserve">A printer prints 288 pages in 8 minutes at a steady rate.</w:t>
@@ -2898,7 +2902,7 @@
                 <w:rFonts w:ascii="Avenir Next" w:hAnsi="Avenir Next" w:cs="Avenir Next" w:eastAsia="Avenir Next"/>
                 <w:b/>
                 <w:color w:val="003A70"/>
-                <w:sz w:val="17"/>
+                <w:sz w:val="22"/>
                 <w:szCs w:val="17"/>
               </w:rPr>
               <w:t xml:space="preserve">Hint  </w:t>
@@ -2908,7 +2912,7 @@
                 <w:rFonts w:ascii="Avenir Next" w:hAnsi="Avenir Next" w:cs="Avenir Next" w:eastAsia="Avenir Next"/>
                 <w:i/>
                 <w:color w:val="5A5F66"/>
-                <w:sz w:val="17"/>
+                <w:sz w:val="22"/>
                 <w:szCs w:val="17"/>
               </w:rPr>
               <w:t xml:space="preserve">Find pages for 1 minute, then multiply by 15.</w:t>
@@ -2928,25 +2932,25 @@
                 <w:rFonts w:ascii="Avenir Next" w:hAnsi="Avenir Next" w:cs="Avenir Next" w:eastAsia="Avenir Next"/>
                 <w:b/>
                 <w:color w:val="003A70"/>
+                <w:sz w:val="22"/>
+                <w:szCs w:val="20"/>
+              </w:rPr>
+              <w:t xml:space="preserve">a.</w:t>
+            </w:r>
+            <w:r>
+              <w:rPr>
+                <w:rFonts w:ascii="Avenir Next" w:hAnsi="Avenir Next" w:cs="Avenir Next" w:eastAsia="Avenir Next"/>
+                <w:color w:val="1A1A1A"/>
                 <w:sz w:val="20"/>
                 <w:szCs w:val="20"/>
               </w:rPr>
-              <w:t xml:space="preserve">a.</w:t>
-            </w:r>
-            <w:r>
-              <w:rPr>
-                <w:rFonts w:ascii="Avenir Next" w:hAnsi="Avenir Next" w:cs="Avenir Next" w:eastAsia="Avenir Next"/>
-                <w:color w:val="1A1A1A"/>
-                <w:sz w:val="20"/>
-                <w:szCs w:val="20"/>
-              </w:rPr>
               <w:tab/>
             </w:r>
             <w:r>
               <w:rPr>
                 <w:rFonts w:ascii="Avenir Next" w:hAnsi="Avenir Next" w:cs="Avenir Next" w:eastAsia="Avenir Next"/>
                 <w:color w:val="1A1A1A"/>
-                <w:sz w:val="20"/>
+                <w:sz w:val="22"/>
                 <w:szCs w:val="20"/>
               </w:rPr>
               <w:t xml:space="preserve">Pages per minute:</w:t>
@@ -2985,25 +2989,25 @@
                 <w:rFonts w:ascii="Avenir Next" w:hAnsi="Avenir Next" w:cs="Avenir Next" w:eastAsia="Avenir Next"/>
                 <w:b/>
                 <w:color w:val="003A70"/>
+                <w:sz w:val="22"/>
+                <w:szCs w:val="20"/>
+              </w:rPr>
+              <w:t xml:space="preserve">b.</w:t>
+            </w:r>
+            <w:r>
+              <w:rPr>
+                <w:rFonts w:ascii="Avenir Next" w:hAnsi="Avenir Next" w:cs="Avenir Next" w:eastAsia="Avenir Next"/>
+                <w:color w:val="1A1A1A"/>
                 <w:sz w:val="20"/>
                 <w:szCs w:val="20"/>
               </w:rPr>
-              <w:t xml:space="preserve">b.</w:t>
-            </w:r>
-            <w:r>
-              <w:rPr>
-                <w:rFonts w:ascii="Avenir Next" w:hAnsi="Avenir Next" w:cs="Avenir Next" w:eastAsia="Avenir Next"/>
-                <w:color w:val="1A1A1A"/>
-                <w:sz w:val="20"/>
-                <w:szCs w:val="20"/>
-              </w:rPr>
               <w:tab/>
             </w:r>
             <w:r>
               <w:rPr>
                 <w:rFonts w:ascii="Avenir Next" w:hAnsi="Avenir Next" w:cs="Avenir Next" w:eastAsia="Avenir Next"/>
                 <w:color w:val="1A1A1A"/>
-                <w:sz w:val="20"/>
+                <w:sz w:val="22"/>
                 <w:szCs w:val="20"/>
               </w:rPr>
               <w:t xml:space="preserve">Pages in 15 minutes:</w:t>
@@ -3033,11 +3037,12 @@
     </w:tbl>
     <w:p>
       <w:pPr>
-        <w:spacing w:before="0" w:after="0" w:line="20" w:lineRule="exact"/>
+        <w:spacing w:before="0" w:after="0" w:line="50" w:lineRule="exact"/>
       </w:pPr>
     </w:p>
     <w:p>
       <w:pPr>
+        <w:pStyle w:val="Heading2"/>
         <w:keepNext/>
         <w:pBdr>
           <w:bottom w:val="single" w:sz="8" w:space="3" w:color="003A70"/>
@@ -3053,7 +3058,7 @@
           <w:b/>
           <w:color w:val="003A70"/>
           <w:spacing w:val="14"/>
-          <w:sz w:val="19"/>
+          <w:sz w:val="22"/>
           <w:szCs w:val="19"/>
         </w:rPr>
         <w:t xml:space="preserve">FIND THE ERROR</w:t>
@@ -3072,7 +3077,7 @@
           <w:rFonts w:ascii="Avenir Next" w:hAnsi="Avenir Next" w:cs="Avenir Next" w:eastAsia="Avenir Next"/>
           <w:i/>
           <w:color w:val="5A5F66"/>
-          <w:sz w:val="17"/>
+          <w:sz w:val="22"/>
           <w:szCs w:val="17"/>
         </w:rPr>
         <w:t xml:space="preserve">explain the mistake, then fix it</w:t>
@@ -3080,7 +3085,7 @@
     </w:p>
     <w:p>
       <w:pPr>
-        <w:spacing w:before="0" w:after="0" w:line="20" w:lineRule="exact"/>
+        <w:spacing w:before="0" w:after="0" w:line="50" w:lineRule="exact"/>
       </w:pPr>
     </w:p>
     <w:tbl>
@@ -3130,18 +3135,18 @@
                 <w:rFonts w:ascii="Avenir Next" w:hAnsi="Avenir Next" w:cs="Avenir Next" w:eastAsia="Avenir Next"/>
                 <w:b/>
                 <w:color w:val="1A1A1A"/>
+                <w:sz w:val="22"/>
+                <w:szCs w:val="20"/>
+              </w:rPr>
+              <w:t xml:space="preserve">9.</w:t>
+            </w:r>
+            <w:r>
+              <w:rPr>
+                <w:rFonts w:ascii="Avenir Next" w:hAnsi="Avenir Next" w:cs="Avenir Next" w:eastAsia="Avenir Next"/>
+                <w:color w:val="1A1A1A"/>
                 <w:sz w:val="20"/>
                 <w:szCs w:val="20"/>
               </w:rPr>
-              <w:t xml:space="preserve">9.</w:t>
-            </w:r>
-            <w:r>
-              <w:rPr>
-                <w:rFonts w:ascii="Avenir Next" w:hAnsi="Avenir Next" w:cs="Avenir Next" w:eastAsia="Avenir Next"/>
-                <w:color w:val="1A1A1A"/>
-                <w:sz w:val="20"/>
-                <w:szCs w:val="20"/>
-              </w:rPr>
               <w:tab/>
             </w:r>
             <w:r>
@@ -3149,7 +3154,7 @@
                 <w:rFonts w:ascii="Avenir Next" w:hAnsi="Avenir Next" w:cs="Avenir Next" w:eastAsia="Avenir Next"/>
                 <w:b/>
                 <w:color w:val="1A1A1A"/>
-                <w:sz w:val="20"/>
+                <w:sz w:val="22"/>
                 <w:szCs w:val="20"/>
               </w:rPr>
               <w:t xml:space="preserve">Liam’s Work.  </w:t>
@@ -3158,7 +3163,7 @@
               <w:rPr>
                 <w:rFonts w:ascii="Avenir Next" w:hAnsi="Avenir Next" w:cs="Avenir Next" w:eastAsia="Avenir Next"/>
                 <w:color w:val="1A1A1A"/>
-                <w:sz w:val="20"/>
+                <w:sz w:val="22"/>
                 <w:szCs w:val="20"/>
               </w:rPr>
               <w:t xml:space="preserve">A bike goes 45 miles in 3 hours. Liam calculated 45 × 3 = 135 miles per hour. Explain his mistake and find the correct rate.</w:t>
@@ -3204,7 +3209,7 @@
                 </w:tcPr>
                 <w:p>
                   <w:pPr>
-                    <w:spacing w:before="0" w:after="0" w:line="240" w:lineRule="auto"/>
+                    <w:spacing w:before="0" w:after="0" w:line="50" w:lineRule="exact"/>
                   </w:pPr>
                 </w:p>
               </w:tc>
@@ -3224,7 +3229,7 @@
                 </w:tcPr>
                 <w:p>
                   <w:pPr>
-                    <w:spacing w:before="0" w:after="0" w:line="240" w:lineRule="auto"/>
+                    <w:spacing w:before="0" w:after="0" w:line="50" w:lineRule="exact"/>
                   </w:pPr>
                 </w:p>
               </w:tc>
@@ -3232,7 +3237,7 @@
           </w:tbl>
           <w:p>
             <w:pPr>
-              <w:spacing w:before="0" w:after="0" w:line="24" w:lineRule="auto"/>
+              <w:spacing w:before="0" w:after="0" w:line="50" w:lineRule="exact"/>
             </w:pPr>
           </w:p>
         </w:tc>
@@ -3240,11 +3245,12 @@
     </w:tbl>
     <w:p>
       <w:pPr>
-        <w:spacing w:before="0" w:after="0" w:line="20" w:lineRule="exact"/>
+        <w:spacing w:before="0" w:after="0" w:line="50" w:lineRule="exact"/>
       </w:pPr>
     </w:p>
     <w:p>
       <w:pPr>
+        <w:pStyle w:val="Heading2"/>
         <w:keepNext/>
         <w:pBdr>
           <w:bottom w:val="single" w:sz="8" w:space="3" w:color="003A70"/>
@@ -3260,7 +3266,7 @@
           <w:b/>
           <w:color w:val="003A70"/>
           <w:spacing w:val="14"/>
-          <w:sz w:val="19"/>
+          <w:sz w:val="22"/>
           <w:szCs w:val="19"/>
         </w:rPr>
         <w:t xml:space="preserve">TEST PRACTICE</w:t>
@@ -3279,7 +3285,7 @@
           <w:rFonts w:ascii="Avenir Next" w:hAnsi="Avenir Next" w:cs="Avenir Next" w:eastAsia="Avenir Next"/>
           <w:i/>
           <w:color w:val="5A5F66"/>
-          <w:sz w:val="17"/>
+          <w:sz w:val="22"/>
           <w:szCs w:val="17"/>
         </w:rPr>
         <w:t xml:space="preserve">choose the best answer</w:t>
@@ -3287,7 +3293,7 @@
     </w:p>
     <w:p>
       <w:pPr>
-        <w:spacing w:before="0" w:after="0" w:line="20" w:lineRule="exact"/>
+        <w:spacing w:before="0" w:after="0" w:line="50" w:lineRule="exact"/>
       </w:pPr>
     </w:p>
     <w:tbl>
@@ -3337,25 +3343,25 @@
                 <w:rFonts w:ascii="Avenir Next" w:hAnsi="Avenir Next" w:cs="Avenir Next" w:eastAsia="Avenir Next"/>
                 <w:b/>
                 <w:color w:val="1A1A1A"/>
+                <w:sz w:val="22"/>
+                <w:szCs w:val="20"/>
+              </w:rPr>
+              <w:t xml:space="preserve">10.</w:t>
+            </w:r>
+            <w:r>
+              <w:rPr>
+                <w:rFonts w:ascii="Avenir Next" w:hAnsi="Avenir Next" w:cs="Avenir Next" w:eastAsia="Avenir Next"/>
+                <w:color w:val="1A1A1A"/>
                 <w:sz w:val="20"/>
                 <w:szCs w:val="20"/>
               </w:rPr>
-              <w:t xml:space="preserve">10.</w:t>
-            </w:r>
-            <w:r>
-              <w:rPr>
-                <w:rFonts w:ascii="Avenir Next" w:hAnsi="Avenir Next" w:cs="Avenir Next" w:eastAsia="Avenir Next"/>
-                <w:color w:val="1A1A1A"/>
-                <w:sz w:val="20"/>
-                <w:szCs w:val="20"/>
-              </w:rPr>
               <w:tab/>
             </w:r>
             <w:r>
               <w:rPr>
                 <w:rFonts w:ascii="Avenir Next" w:hAnsi="Avenir Next" w:cs="Avenir Next" w:eastAsia="Avenir Next"/>
                 <w:color w:val="1A1A1A"/>
-                <w:sz w:val="20"/>
+                <w:sz w:val="22"/>
                 <w:szCs w:val="20"/>
               </w:rPr>
               <w:t xml:space="preserve">A car travels 180 miles in 3 hours. The unit rate is —</w:t>
@@ -3409,7 +3415,7 @@
                       <w:rFonts w:ascii="Avenir Next" w:hAnsi="Avenir Next" w:cs="Avenir Next" w:eastAsia="Avenir Next"/>
                       <w:b/>
                       <w:color w:val="003A70"/>
-                      <w:sz w:val="19"/>
+                      <w:sz w:val="22"/>
                       <w:szCs w:val="19"/>
                     </w:rPr>
                     <w:t xml:space="preserve">A</w:t>
@@ -3427,7 +3433,7 @@
                     <w:rPr>
                       <w:rFonts w:ascii="Avenir Next" w:hAnsi="Avenir Next" w:cs="Avenir Next" w:eastAsia="Avenir Next"/>
                       <w:color w:val="1A1A1A"/>
-                      <w:sz w:val="19"/>
+                      <w:sz w:val="22"/>
                       <w:szCs w:val="19"/>
                     </w:rPr>
                     <w:t xml:space="preserve">540 miles per hour</w:t>
@@ -3452,7 +3458,7 @@
                       <w:rFonts w:ascii="Avenir Next" w:hAnsi="Avenir Next" w:cs="Avenir Next" w:eastAsia="Avenir Next"/>
                       <w:b/>
                       <w:color w:val="003A70"/>
-                      <w:sz w:val="19"/>
+                      <w:sz w:val="22"/>
                       <w:szCs w:val="19"/>
                     </w:rPr>
                     <w:t xml:space="preserve">B</w:t>
@@ -3470,7 +3476,7 @@
                     <w:rPr>
                       <w:rFonts w:ascii="Avenir Next" w:hAnsi="Avenir Next" w:cs="Avenir Next" w:eastAsia="Avenir Next"/>
                       <w:color w:val="1A1A1A"/>
-                      <w:sz w:val="19"/>
+                      <w:sz w:val="22"/>
                       <w:szCs w:val="19"/>
                     </w:rPr>
                     <w:t xml:space="preserve">60 miles per hour</w:t>
@@ -3500,7 +3506,7 @@
                       <w:rFonts w:ascii="Avenir Next" w:hAnsi="Avenir Next" w:cs="Avenir Next" w:eastAsia="Avenir Next"/>
                       <w:b/>
                       <w:color w:val="003A70"/>
-                      <w:sz w:val="19"/>
+                      <w:sz w:val="22"/>
                       <w:szCs w:val="19"/>
                     </w:rPr>
                     <w:t xml:space="preserve">C</w:t>
@@ -3518,7 +3524,7 @@
                     <w:rPr>
                       <w:rFonts w:ascii="Avenir Next" w:hAnsi="Avenir Next" w:cs="Avenir Next" w:eastAsia="Avenir Next"/>
                       <w:color w:val="1A1A1A"/>
-                      <w:sz w:val="19"/>
+                      <w:sz w:val="22"/>
                       <w:szCs w:val="19"/>
                     </w:rPr>
                     <w:t xml:space="preserve">183 miles per hour</w:t>
@@ -3543,7 +3549,7 @@
                       <w:rFonts w:ascii="Avenir Next" w:hAnsi="Avenir Next" w:cs="Avenir Next" w:eastAsia="Avenir Next"/>
                       <w:b/>
                       <w:color w:val="003A70"/>
-                      <w:sz w:val="19"/>
+                      <w:sz w:val="22"/>
                       <w:szCs w:val="19"/>
                     </w:rPr>
                     <w:t xml:space="preserve">D</w:t>
@@ -3561,7 +3567,7 @@
                     <w:rPr>
                       <w:rFonts w:ascii="Avenir Next" w:hAnsi="Avenir Next" w:cs="Avenir Next" w:eastAsia="Avenir Next"/>
                       <w:color w:val="1A1A1A"/>
-                      <w:sz w:val="19"/>
+                      <w:sz w:val="22"/>
                       <w:szCs w:val="19"/>
                     </w:rPr>
                     <w:t xml:space="preserve">1/60 mile per hour</w:t>
@@ -3572,7 +3578,7 @@
           </w:tbl>
           <w:p>
             <w:pPr>
-              <w:spacing w:before="0" w:after="0" w:line="24" w:lineRule="auto"/>
+              <w:spacing w:before="0" w:after="0" w:line="50" w:lineRule="exact"/>
             </w:pPr>
           </w:p>
         </w:tc>
@@ -3580,12 +3586,12 @@
     </w:tbl>
     <w:p>
       <w:pPr>
-        <w:spacing w:before="0" w:after="0" w:line="20" w:lineRule="exact"/>
+        <w:spacing w:before="0" w:after="0" w:line="50" w:lineRule="exact"/>
       </w:pPr>
     </w:p>
     <w:p>
       <w:pPr>
-        <w:spacing w:before="0" w:after="0" w:line="20" w:lineRule="exact"/>
+        <w:spacing w:before="0" w:after="0" w:line="50" w:lineRule="exact"/>
       </w:pPr>
     </w:p>
     <w:tbl>
@@ -3635,25 +3641,25 @@
                 <w:rFonts w:ascii="Avenir Next" w:hAnsi="Avenir Next" w:cs="Avenir Next" w:eastAsia="Avenir Next"/>
                 <w:b/>
                 <w:color w:val="1A1A1A"/>
+                <w:sz w:val="22"/>
+                <w:szCs w:val="20"/>
+              </w:rPr>
+              <w:t xml:space="preserve">11.</w:t>
+            </w:r>
+            <w:r>
+              <w:rPr>
+                <w:rFonts w:ascii="Avenir Next" w:hAnsi="Avenir Next" w:cs="Avenir Next" w:eastAsia="Avenir Next"/>
+                <w:color w:val="1A1A1A"/>
                 <w:sz w:val="20"/>
                 <w:szCs w:val="20"/>
               </w:rPr>
-              <w:t xml:space="preserve">11.</w:t>
-            </w:r>
-            <w:r>
-              <w:rPr>
-                <w:rFonts w:ascii="Avenir Next" w:hAnsi="Avenir Next" w:cs="Avenir Next" w:eastAsia="Avenir Next"/>
-                <w:color w:val="1A1A1A"/>
-                <w:sz w:val="20"/>
-                <w:szCs w:val="20"/>
-              </w:rPr>
               <w:tab/>
             </w:r>
             <w:r>
               <w:rPr>
                 <w:rFonts w:ascii="Avenir Next" w:hAnsi="Avenir Next" w:cs="Avenir Next" w:eastAsia="Avenir Next"/>
                 <w:color w:val="1A1A1A"/>
-                <w:sz w:val="20"/>
+                <w:sz w:val="22"/>
                 <w:szCs w:val="20"/>
               </w:rPr>
               <w:t xml:space="preserve">8 apples cost $4.00. The unit price is —</w:t>
@@ -3709,7 +3715,7 @@
                       <w:rFonts w:ascii="Avenir Next" w:hAnsi="Avenir Next" w:cs="Avenir Next" w:eastAsia="Avenir Next"/>
                       <w:b/>
                       <w:color w:val="003A70"/>
-                      <w:sz w:val="19"/>
+                      <w:sz w:val="22"/>
                       <w:szCs w:val="19"/>
                     </w:rPr>
                     <w:t xml:space="preserve">A</w:t>
@@ -3727,7 +3733,7 @@
                     <w:rPr>
                       <w:rFonts w:ascii="Avenir Next" w:hAnsi="Avenir Next" w:cs="Avenir Next" w:eastAsia="Avenir Next"/>
                       <w:color w:val="1A1A1A"/>
-                      <w:sz w:val="19"/>
+                      <w:sz w:val="22"/>
                       <w:szCs w:val="19"/>
                     </w:rPr>
                     <w:t xml:space="preserve">$0.50 per apple</w:t>
@@ -3752,7 +3758,7 @@
                       <w:rFonts w:ascii="Avenir Next" w:hAnsi="Avenir Next" w:cs="Avenir Next" w:eastAsia="Avenir Next"/>
                       <w:b/>
                       <w:color w:val="003A70"/>
-                      <w:sz w:val="19"/>
+                      <w:sz w:val="22"/>
                       <w:szCs w:val="19"/>
                     </w:rPr>
                     <w:t xml:space="preserve">B</w:t>
@@ -3770,7 +3776,7 @@
                     <w:rPr>
                       <w:rFonts w:ascii="Avenir Next" w:hAnsi="Avenir Next" w:cs="Avenir Next" w:eastAsia="Avenir Next"/>
                       <w:color w:val="1A1A1A"/>
-                      <w:sz w:val="19"/>
+                      <w:sz w:val="22"/>
                       <w:szCs w:val="19"/>
                     </w:rPr>
                     <w:t xml:space="preserve">$2.00 per apple</w:t>
@@ -3795,7 +3801,7 @@
                       <w:rFonts w:ascii="Avenir Next" w:hAnsi="Avenir Next" w:cs="Avenir Next" w:eastAsia="Avenir Next"/>
                       <w:b/>
                       <w:color w:val="003A70"/>
-                      <w:sz w:val="19"/>
+                      <w:sz w:val="22"/>
                       <w:szCs w:val="19"/>
                     </w:rPr>
                     <w:t xml:space="preserve">C</w:t>
@@ -3813,7 +3819,7 @@
                     <w:rPr>
                       <w:rFonts w:ascii="Avenir Next" w:hAnsi="Avenir Next" w:cs="Avenir Next" w:eastAsia="Avenir Next"/>
                       <w:color w:val="1A1A1A"/>
-                      <w:sz w:val="19"/>
+                      <w:sz w:val="22"/>
                       <w:szCs w:val="19"/>
                     </w:rPr>
                     <w:t xml:space="preserve">$32 per apple</w:t>
@@ -3838,7 +3844,7 @@
                       <w:rFonts w:ascii="Avenir Next" w:hAnsi="Avenir Next" w:cs="Avenir Next" w:eastAsia="Avenir Next"/>
                       <w:b/>
                       <w:color w:val="003A70"/>
-                      <w:sz w:val="19"/>
+                      <w:sz w:val="22"/>
                       <w:szCs w:val="19"/>
                     </w:rPr>
                     <w:t xml:space="preserve">D</w:t>
@@ -3856,7 +3862,7 @@
                     <w:rPr>
                       <w:rFonts w:ascii="Avenir Next" w:hAnsi="Avenir Next" w:cs="Avenir Next" w:eastAsia="Avenir Next"/>
                       <w:color w:val="1A1A1A"/>
-                      <w:sz w:val="19"/>
+                      <w:sz w:val="22"/>
                       <w:szCs w:val="19"/>
                     </w:rPr>
                     <w:t xml:space="preserve">$4.00 per apple</w:t>
@@ -3867,7 +3873,7 @@
           </w:tbl>
           <w:p>
             <w:pPr>
-              <w:spacing w:before="0" w:after="0" w:line="24" w:lineRule="auto"/>
+              <w:spacing w:before="0" w:after="0" w:line="50" w:lineRule="exact"/>
             </w:pPr>
           </w:p>
         </w:tc>
@@ -3875,11 +3881,12 @@
     </w:tbl>
     <w:p>
       <w:pPr>
-        <w:spacing w:before="0" w:after="0" w:line="20" w:lineRule="exact"/>
+        <w:spacing w:before="0" w:after="0" w:line="50" w:lineRule="exact"/>
       </w:pPr>
     </w:p>
     <w:p>
       <w:pPr>
+        <w:pStyle w:val="Heading2"/>
         <w:keepNext/>
         <w:pBdr>
           <w:bottom w:val="single" w:sz="8" w:space="3" w:color="003A70"/>
@@ -3895,7 +3902,7 @@
           <w:b/>
           <w:color w:val="003A70"/>
           <w:spacing w:val="14"/>
-          <w:sz w:val="19"/>
+          <w:sz w:val="22"/>
           <w:szCs w:val="19"/>
         </w:rPr>
         <w:t xml:space="preserve">SELF-CHECK CODE</w:t>
@@ -3914,7 +3921,7 @@
           <w:rFonts w:ascii="Avenir Next" w:hAnsi="Avenir Next" w:cs="Avenir Next" w:eastAsia="Avenir Next"/>
           <w:i/>
           <w:color w:val="5A5F66"/>
-          <w:sz w:val="17"/>
+          <w:sz w:val="22"/>
           <w:szCs w:val="17"/>
         </w:rPr>
         <w:t xml:space="preserve">find your answer · copy its letter into that problem’s box · spell a math word</w:t>
@@ -3973,7 +3980,7 @@
                 <w:rFonts w:ascii="Avenir Next" w:hAnsi="Avenir Next" w:cs="Avenir Next" w:eastAsia="Avenir Next"/>
                 <w:b/>
                 <w:color w:val="1A1A1A"/>
-                <w:sz w:val="18"/>
+                <w:sz w:val="22"/>
                 <w:szCs w:val="18"/>
               </w:rPr>
               <w:t xml:space="preserve">27</w:t>
@@ -3989,7 +3996,7 @@
                 <w:rFonts w:ascii="Avenir Next" w:hAnsi="Avenir Next" w:cs="Avenir Next" w:eastAsia="Avenir Next"/>
                 <w:b/>
                 <w:color w:val="003A70"/>
-                <w:sz w:val="18"/>
+                <w:sz w:val="22"/>
                 <w:szCs w:val="18"/>
               </w:rPr>
               <w:t xml:space="preserve">D</w:t>
@@ -4012,7 +4019,7 @@
                 <w:rFonts w:ascii="Avenir Next" w:hAnsi="Avenir Next" w:cs="Avenir Next" w:eastAsia="Avenir Next"/>
                 <w:b/>
                 <w:color w:val="1A1A1A"/>
-                <w:sz w:val="18"/>
+                <w:sz w:val="22"/>
                 <w:szCs w:val="18"/>
               </w:rPr>
               <w:t xml:space="preserve">$1.25</w:t>
@@ -4028,7 +4035,7 @@
                 <w:rFonts w:ascii="Avenir Next" w:hAnsi="Avenir Next" w:cs="Avenir Next" w:eastAsia="Avenir Next"/>
                 <w:b/>
                 <w:color w:val="003A70"/>
-                <w:sz w:val="18"/>
+                <w:sz w:val="22"/>
                 <w:szCs w:val="18"/>
               </w:rPr>
               <w:t xml:space="preserve">I</w:t>
@@ -4051,7 +4058,7 @@
                 <w:rFonts w:ascii="Avenir Next" w:hAnsi="Avenir Next" w:cs="Avenir Next" w:eastAsia="Avenir Next"/>
                 <w:b/>
                 <w:color w:val="1A1A1A"/>
-                <w:sz w:val="18"/>
+                <w:sz w:val="22"/>
                 <w:szCs w:val="18"/>
               </w:rPr>
               <w:t xml:space="preserve">$15</w:t>
@@ -4067,7 +4074,7 @@
                 <w:rFonts w:ascii="Avenir Next" w:hAnsi="Avenir Next" w:cs="Avenir Next" w:eastAsia="Avenir Next"/>
                 <w:b/>
                 <w:color w:val="003A70"/>
-                <w:sz w:val="18"/>
+                <w:sz w:val="22"/>
                 <w:szCs w:val="18"/>
               </w:rPr>
               <w:t xml:space="preserve">V</w:t>
@@ -4090,7 +4097,7 @@
                 <w:rFonts w:ascii="Avenir Next" w:hAnsi="Avenir Next" w:cs="Avenir Next" w:eastAsia="Avenir Next"/>
                 <w:b/>
                 <w:color w:val="1A1A1A"/>
-                <w:sz w:val="18"/>
+                <w:sz w:val="22"/>
                 <w:szCs w:val="18"/>
               </w:rPr>
               <w:t xml:space="preserve">24</w:t>
@@ -4106,7 +4113,7 @@
                 <w:rFonts w:ascii="Avenir Next" w:hAnsi="Avenir Next" w:cs="Avenir Next" w:eastAsia="Avenir Next"/>
                 <w:b/>
                 <w:color w:val="003A70"/>
-                <w:sz w:val="18"/>
+                <w:sz w:val="22"/>
                 <w:szCs w:val="18"/>
               </w:rPr>
               <w:t xml:space="preserve">X</w:t>
@@ -4129,7 +4136,7 @@
                 <w:rFonts w:ascii="Avenir Next" w:hAnsi="Avenir Next" w:cs="Avenir Next" w:eastAsia="Avenir Next"/>
                 <w:b/>
                 <w:color w:val="1A1A1A"/>
-                <w:sz w:val="18"/>
+                <w:sz w:val="22"/>
                 <w:szCs w:val="18"/>
               </w:rPr>
               <w:t xml:space="preserve">6</w:t>
@@ -4145,7 +4152,7 @@
                 <w:rFonts w:ascii="Avenir Next" w:hAnsi="Avenir Next" w:cs="Avenir Next" w:eastAsia="Avenir Next"/>
                 <w:b/>
                 <w:color w:val="003A70"/>
-                <w:sz w:val="18"/>
+                <w:sz w:val="22"/>
                 <w:szCs w:val="18"/>
               </w:rPr>
               <w:t xml:space="preserve">E</w:t>
@@ -4168,7 +4175,7 @@
                 <w:rFonts w:ascii="Avenir Next" w:hAnsi="Avenir Next" w:cs="Avenir Next" w:eastAsia="Avenir Next"/>
                 <w:b/>
                 <w:color w:val="1A1A1A"/>
-                <w:sz w:val="18"/>
+                <w:sz w:val="22"/>
                 <w:szCs w:val="18"/>
               </w:rPr>
               <w:t xml:space="preserve">75</w:t>
@@ -4184,7 +4191,7 @@
                 <w:rFonts w:ascii="Avenir Next" w:hAnsi="Avenir Next" w:cs="Avenir Next" w:eastAsia="Avenir Next"/>
                 <w:b/>
                 <w:color w:val="003A70"/>
-                <w:sz w:val="18"/>
+                <w:sz w:val="22"/>
                 <w:szCs w:val="18"/>
               </w:rPr>
               <w:t xml:space="preserve">I</w:t>
@@ -4207,7 +4214,7 @@
                 <w:rFonts w:ascii="Avenir Next" w:hAnsi="Avenir Next" w:cs="Avenir Next" w:eastAsia="Avenir Next"/>
                 <w:b/>
                 <w:color w:val="1A1A1A"/>
-                <w:sz w:val="18"/>
+                <w:sz w:val="22"/>
                 <w:szCs w:val="18"/>
               </w:rPr>
               <w:t xml:space="preserve">30</w:t>
@@ -4223,7 +4230,7 @@
                 <w:rFonts w:ascii="Avenir Next" w:hAnsi="Avenir Next" w:cs="Avenir Next" w:eastAsia="Avenir Next"/>
                 <w:b/>
                 <w:color w:val="003A70"/>
-                <w:sz w:val="18"/>
+                <w:sz w:val="22"/>
                 <w:szCs w:val="18"/>
               </w:rPr>
               <w:t xml:space="preserve">D</w:t>
@@ -4246,7 +4253,7 @@
                 <w:rFonts w:ascii="Avenir Next" w:hAnsi="Avenir Next" w:cs="Avenir Next" w:eastAsia="Avenir Next"/>
                 <w:b/>
                 <w:color w:val="1A1A1A"/>
-                <w:sz w:val="18"/>
+                <w:sz w:val="22"/>
                 <w:szCs w:val="18"/>
               </w:rPr>
               <w:t xml:space="preserve">300</w:t>
@@ -4262,7 +4269,7 @@
                 <w:rFonts w:ascii="Avenir Next" w:hAnsi="Avenir Next" w:cs="Avenir Next" w:eastAsia="Avenir Next"/>
                 <w:b/>
                 <w:color w:val="003A70"/>
-                <w:sz w:val="18"/>
+                <w:sz w:val="22"/>
                 <w:szCs w:val="18"/>
               </w:rPr>
               <w:t xml:space="preserve">Q</w:t>
@@ -4285,7 +4292,7 @@
                 <w:rFonts w:ascii="Avenir Next" w:hAnsi="Avenir Next" w:cs="Avenir Next" w:eastAsia="Avenir Next"/>
                 <w:b/>
                 <w:color w:val="1A1A1A"/>
-                <w:sz w:val="18"/>
+                <w:sz w:val="22"/>
                 <w:szCs w:val="18"/>
               </w:rPr>
               <w:t xml:space="preserve">36</w:t>
@@ -4301,7 +4308,7 @@
                 <w:rFonts w:ascii="Avenir Next" w:hAnsi="Avenir Next" w:cs="Avenir Next" w:eastAsia="Avenir Next"/>
                 <w:b/>
                 <w:color w:val="003A70"/>
-                <w:sz w:val="18"/>
+                <w:sz w:val="22"/>
                 <w:szCs w:val="18"/>
               </w:rPr>
               <w:t xml:space="preserve">S</w:t>
@@ -4324,7 +4331,7 @@
                 <w:rFonts w:ascii="Avenir Next" w:hAnsi="Avenir Next" w:cs="Avenir Next" w:eastAsia="Avenir Next"/>
                 <w:b/>
                 <w:color w:val="1A1A1A"/>
-                <w:sz w:val="18"/>
+                <w:sz w:val="22"/>
                 <w:szCs w:val="18"/>
               </w:rPr>
               <w:t xml:space="preserve">135</w:t>
@@ -4340,7 +4347,7 @@
                 <w:rFonts w:ascii="Avenir Next" w:hAnsi="Avenir Next" w:cs="Avenir Next" w:eastAsia="Avenir Next"/>
                 <w:b/>
                 <w:color w:val="003A70"/>
-                <w:sz w:val="18"/>
+                <w:sz w:val="22"/>
                 <w:szCs w:val="18"/>
               </w:rPr>
               <w:t xml:space="preserve">Z</w:t>
@@ -4351,7 +4358,7 @@
     </w:tbl>
     <w:p>
       <w:pPr>
-        <w:spacing w:before="0" w:after="0" w:line="60" w:lineRule="auto"/>
+        <w:spacing w:before="0" w:after="0" w:line="50" w:lineRule="exact"/>
       </w:pPr>
     </w:p>
     <w:tbl>
@@ -4540,7 +4547,7 @@
     </w:tbl>
     <w:p>
       <w:pPr>
-        <w:spacing w:before="0" w:after="0" w:line="40" w:lineRule="auto"/>
+        <w:spacing w:before="0" w:after="0" w:line="50" w:lineRule="exact"/>
       </w:pPr>
     </w:p>
     <w:tbl>
@@ -4582,6 +4589,7 @@
           </w:tcPr>
           <w:p>
             <w:pPr>
+              <w:pStyle w:val="Heading2"/>
               <w:spacing w:before="0" w:after="0" w:line="240" w:lineRule="auto"/>
             </w:pPr>
             <w:r>
@@ -4619,7 +4627,7 @@
               <w:rPr>
                 <w:rFonts w:ascii="Avenir Next" w:hAnsi="Avenir Next" w:cs="Avenir Next" w:eastAsia="Avenir Next"/>
                 <w:color w:val="1A1A1A"/>
-                <w:sz w:val="17"/>
+                <w:sz w:val="22"/>
                 <w:szCs w:val="17"/>
               </w:rPr>
               <w:t xml:space="preserve">  I can do this on my own</w:t>
@@ -4648,7 +4656,7 @@
               <w:rPr>
                 <w:rFonts w:ascii="Avenir Next" w:hAnsi="Avenir Next" w:cs="Avenir Next" w:eastAsia="Avenir Next"/>
                 <w:color w:val="1A1A1A"/>
-                <w:sz w:val="17"/>
+                <w:sz w:val="22"/>
                 <w:szCs w:val="17"/>
               </w:rPr>
               <w:t xml:space="preserve">  I need a little help</w:t>
@@ -4677,7 +4685,7 @@
               <w:rPr>
                 <w:rFonts w:ascii="Avenir Next" w:hAnsi="Avenir Next" w:cs="Avenir Next" w:eastAsia="Avenir Next"/>
                 <w:color w:val="1A1A1A"/>
-                <w:sz w:val="17"/>
+                <w:sz w:val="22"/>
                 <w:szCs w:val="17"/>
               </w:rPr>
               <w:t xml:space="preserve">  I have a question about #</w:t>
@@ -4698,7 +4706,7 @@
     </w:tbl>
     <w:p>
       <w:pPr>
-        <w:spacing w:before="0" w:after="0" w:line="20" w:lineRule="exact"/>
+        <w:spacing w:before="0" w:after="0" w:line="50" w:lineRule="exact"/>
       </w:pPr>
     </w:p>
     <w:sectPr>
@@ -4784,7 +4792,106 @@
               <w:sz w:val="15"/>
               <w:szCs w:val="15"/>
             </w:rPr>
-            <w:t xml:space="preserve">Lesson 3-2  ·  Session 1  ·  Practice Form A</w:t>
+            <w:t xml:space="preserve">3-2 · Page </w:t>
+          </w:r>
+          <w:r>
+            <w:rPr>
+              <w:rFonts w:ascii="Avenir Next" w:hAnsi="Avenir Next" w:cs="Avenir Next" w:eastAsia="Avenir Next"/>
+              <w:color w:val="5A5F66"/>
+              <w:sz w:val="15"/>
+              <w:szCs w:val="15"/>
+            </w:rPr>
+            <w:fldChar w:fldCharType="begin"/>
+          </w:r>
+          <w:r>
+            <w:rPr>
+              <w:rFonts w:ascii="Avenir Next" w:hAnsi="Avenir Next" w:cs="Avenir Next" w:eastAsia="Avenir Next"/>
+              <w:color w:val="5A5F66"/>
+              <w:sz w:val="15"/>
+              <w:szCs w:val="15"/>
+            </w:rPr>
+            <w:instrText xml:space="preserve"> PAGE </w:instrText>
+          </w:r>
+          <w:r>
+            <w:rPr>
+              <w:rFonts w:ascii="Avenir Next" w:hAnsi="Avenir Next" w:cs="Avenir Next" w:eastAsia="Avenir Next"/>
+              <w:color w:val="5A5F66"/>
+              <w:sz w:val="15"/>
+              <w:szCs w:val="15"/>
+            </w:rPr>
+            <w:fldChar w:fldCharType="separate"/>
+          </w:r>
+          <w:r>
+            <w:rPr>
+              <w:rFonts w:ascii="Avenir Next" w:hAnsi="Avenir Next" w:cs="Avenir Next" w:eastAsia="Avenir Next"/>
+              <w:color w:val="5A5F66"/>
+              <w:sz w:val="15"/>
+              <w:szCs w:val="15"/>
+            </w:rPr>
+            <w:t xml:space="preserve">1</w:t>
+          </w:r>
+          <w:r>
+            <w:rPr>
+              <w:rFonts w:ascii="Avenir Next" w:hAnsi="Avenir Next" w:cs="Avenir Next" w:eastAsia="Avenir Next"/>
+              <w:color w:val="5A5F66"/>
+              <w:sz w:val="15"/>
+              <w:szCs w:val="15"/>
+            </w:rPr>
+            <w:fldChar w:fldCharType="end"/>
+          </w:r>
+          <w:r>
+            <w:rPr>
+              <w:rFonts w:ascii="Avenir Next" w:hAnsi="Avenir Next" w:cs="Avenir Next" w:eastAsia="Avenir Next"/>
+              <w:color w:val="5A5F66"/>
+              <w:sz w:val="15"/>
+              <w:szCs w:val="15"/>
+            </w:rPr>
+            <w:t xml:space="preserve"> of </w:t>
+          </w:r>
+          <w:r>
+            <w:rPr>
+              <w:rFonts w:ascii="Avenir Next" w:hAnsi="Avenir Next" w:cs="Avenir Next" w:eastAsia="Avenir Next"/>
+              <w:color w:val="5A5F66"/>
+              <w:sz w:val="15"/>
+              <w:szCs w:val="15"/>
+            </w:rPr>
+            <w:fldChar w:fldCharType="begin"/>
+          </w:r>
+          <w:r>
+            <w:rPr>
+              <w:rFonts w:ascii="Avenir Next" w:hAnsi="Avenir Next" w:cs="Avenir Next" w:eastAsia="Avenir Next"/>
+              <w:color w:val="5A5F66"/>
+              <w:sz w:val="15"/>
+              <w:szCs w:val="15"/>
+            </w:rPr>
+            <w:instrText xml:space="preserve"> NUMPAGES </w:instrText>
+          </w:r>
+          <w:r>
+            <w:rPr>
+              <w:rFonts w:ascii="Avenir Next" w:hAnsi="Avenir Next" w:cs="Avenir Next" w:eastAsia="Avenir Next"/>
+              <w:color w:val="5A5F66"/>
+              <w:sz w:val="15"/>
+              <w:szCs w:val="15"/>
+            </w:rPr>
+            <w:fldChar w:fldCharType="separate"/>
+          </w:r>
+          <w:r>
+            <w:rPr>
+              <w:rFonts w:ascii="Avenir Next" w:hAnsi="Avenir Next" w:cs="Avenir Next" w:eastAsia="Avenir Next"/>
+              <w:color w:val="5A5F66"/>
+              <w:sz w:val="15"/>
+              <w:szCs w:val="15"/>
+            </w:rPr>
+            <w:t xml:space="preserve">1</w:t>
+          </w:r>
+          <w:r>
+            <w:rPr>
+              <w:rFonts w:ascii="Avenir Next" w:hAnsi="Avenir Next" w:cs="Avenir Next" w:eastAsia="Avenir Next"/>
+              <w:color w:val="5A5F66"/>
+              <w:sz w:val="15"/>
+              <w:szCs w:val="15"/>
+            </w:rPr>
+            <w:fldChar w:fldCharType="end"/>
           </w:r>
         </w:p>
       </w:tc>
@@ -4827,5 +4934,23 @@
       </w:tblCellMar>
     </w:tblPr>
   </w:style>
+  <w:style w:type="paragraph" w:styleId="Heading1">
+    <w:name w:val="heading 1"/>
+    <w:basedOn w:val="Normal"/>
+    <w:pPr>
+      <w:outlineLvl w:val="0"/>
+      <w:keepNext w:val="0"/>
+      <w:keepLines w:val="0"/>
+    </w:pPr>
+  </w:style>
+  <w:style w:type="paragraph" w:styleId="Heading2">
+    <w:name w:val="heading 2"/>
+    <w:basedOn w:val="Normal"/>
+    <w:pPr>
+      <w:outlineLvl w:val="1"/>
+      <w:keepNext w:val="0"/>
+      <w:keepLines w:val="0"/>
+    </w:pPr>
+  </w:style>
 </w:styles>
 </file>